--- a/vvdn/ldo/ldo-in-power-electronics.docx
+++ b/vvdn/ldo/ldo-in-power-electronics.docx
@@ -86,37 +86,7 @@
           <w:color w:val="282C34"/>
           <w:sz w:val="21"/>
         </w:rPr>
-        <w:t xml:space="preserve">Switch nodes slewing hundreds of volts at </w:t>
-      </w:r>
-      <w:r>
-        <w:rPr>
-          <w:i/>
-          <w:color w:val="145AA0"/>
-          <w:sz w:val="21"/>
-        </w:rPr>
-        <w:t>&gt; 50\,V/ns</w:t>
-      </w:r>
-      <w:r>
-        <w:rPr>
-          <w:color w:val="282C34"/>
-          <w:sz w:val="21"/>
-        </w:rPr>
-        <w:t xml:space="preserve"> (</w:t>
-      </w:r>
-      <w:r>
-        <w:rPr>
-          <w:i/>
-          <w:color w:val="145AA0"/>
-          <w:sz w:val="21"/>
-        </w:rPr>
-        <w:t>dV/dt</w:t>
-      </w:r>
-      <w:r>
-        <w:rPr>
-          <w:color w:val="282C34"/>
-          <w:sz w:val="21"/>
-        </w:rPr>
-        <w:t>).</w:t>
+        <w:t>Switch nodes slewing hundreds of volts at &gt; 50 V/ns (dV/dt).</w:t>
       </w:r>
     </w:p>
     <w:p>
@@ -130,37 +100,7 @@
           <w:color w:val="282C34"/>
           <w:sz w:val="21"/>
         </w:rPr>
-        <w:t>High pulsed currents (</w:t>
-      </w:r>
-      <w:r>
-        <w:rPr>
-          <w:i/>
-          <w:color w:val="145AA0"/>
-          <w:sz w:val="21"/>
-        </w:rPr>
-        <w:t>&gt; 100\,A</w:t>
-      </w:r>
-      <w:r>
-        <w:rPr>
-          <w:color w:val="282C34"/>
-          <w:sz w:val="21"/>
-        </w:rPr>
-        <w:t xml:space="preserve">, </w:t>
-      </w:r>
-      <w:r>
-        <w:rPr>
-          <w:i/>
-          <w:color w:val="145AA0"/>
-          <w:sz w:val="21"/>
-        </w:rPr>
-        <w:t>di/dt &gt; 1000\,A/µ s</w:t>
-      </w:r>
-      <w:r>
-        <w:rPr>
-          <w:color w:val="282C34"/>
-          <w:sz w:val="21"/>
-        </w:rPr>
-        <w:t>) causing ground bounce and inductive supply ringing.</w:t>
+        <w:t>High pulsed currents (&gt; 100 A, di/dt &gt; 1000 A/µ s) causing ground bounce and inductive supply ringing.</w:t>
       </w:r>
     </w:p>
     <w:p>
@@ -174,22 +114,7 @@
           <w:color w:val="282C34"/>
           <w:sz w:val="21"/>
         </w:rPr>
-        <w:t>High-frequency switching harmonics radiated across the system (</w:t>
-      </w:r>
-      <w:r>
-        <w:rPr>
-          <w:i/>
-          <w:color w:val="145AA0"/>
-          <w:sz w:val="21"/>
-        </w:rPr>
-        <w:t>100\,kHz \dots 5\,MHz</w:t>
-      </w:r>
-      <w:r>
-        <w:rPr>
-          <w:color w:val="282C34"/>
-          <w:sz w:val="21"/>
-        </w:rPr>
-        <w:t>).</w:t>
+        <w:t>High-frequency switching harmonics radiated across the system (100 kHz ... 5 MHz).</w:t>
       </w:r>
     </w:p>
     <w:p>
@@ -216,22 +141,7 @@
           <w:color w:val="282C34"/>
           <w:sz w:val="21"/>
         </w:rPr>
-        <w:t xml:space="preserve"> are irreplaceable for high-efficiency bulk power conversion, but their fundamental operating principle—chopping current with pulse-width modulation (PWM)—generates residual voltage ripple (</w:t>
-      </w:r>
-      <w:r>
-        <w:rPr>
-          <w:i/>
-          <w:color w:val="145AA0"/>
-          <w:sz w:val="21"/>
-        </w:rPr>
-        <w:t>10\,mV \dots 50\,mV</w:t>
-      </w:r>
-      <w:r>
-        <w:rPr>
-          <w:color w:val="282C34"/>
-          <w:sz w:val="21"/>
-        </w:rPr>
-        <w:t>) and broadband EMI spikes.</w:t>
+        <w:t xml:space="preserve"> are irreplaceable for high-efficiency bulk power conversion, but their fundamental operating principle—chopping current with pulse-width modulation (PWM)—generates residual voltage ripple (10 mV ... 50 mV) and broadband EMI spikes.</w:t>
       </w:r>
     </w:p>
     <w:tbl>
@@ -285,7 +195,7 @@
               <w:br/>
               <w:t>│ (Phase Current Amplifiers│ for FOC motor control    │ low-side shunt sense drop   │</w:t>
               <w:br/>
-              <w:t>│ &amp; Isolated Modulators)   │                          │ ($10mV - 50mV full scale)   │</w:t>
+              <w:t>│ &amp; Isolated Modulators)   │                          │ (10mV - 50mV full scale)   │</w:t>
               <w:br/>
               <w:t>├──────────────────────────┼──────────────────────────┼─────────────────────────────┤</w:t>
               <w:br/>
@@ -338,52 +248,7 @@
           <w:color w:val="282C34"/>
           <w:sz w:val="21"/>
         </w:rPr>
-        <w:t xml:space="preserve">: An upstream SMPS efficiently steps down the high-voltage raw bus (e.g., </w:t>
-      </w:r>
-      <w:r>
-        <w:rPr>
-          <w:i/>
-          <w:color w:val="145AA0"/>
-          <w:sz w:val="21"/>
-        </w:rPr>
-        <w:t>48\,V \rightarrow 3.8\,V</w:t>
-      </w:r>
-      <w:r>
-        <w:rPr>
-          <w:color w:val="282C34"/>
-          <w:sz w:val="21"/>
-        </w:rPr>
-        <w:t xml:space="preserve"> at </w:t>
-      </w:r>
-      <w:r>
-        <w:rPr>
-          <w:i/>
-          <w:color w:val="145AA0"/>
-          <w:sz w:val="21"/>
-        </w:rPr>
-        <w:t>92\%</w:t>
-      </w:r>
-      <w:r>
-        <w:rPr>
-          <w:color w:val="282C34"/>
-          <w:sz w:val="21"/>
-        </w:rPr>
-        <w:t xml:space="preserve"> efficiency), followed by a high-PSRR LDO stepping down </w:t>
-      </w:r>
-      <w:r>
-        <w:rPr>
-          <w:i/>
-          <w:color w:val="145AA0"/>
-          <w:sz w:val="21"/>
-        </w:rPr>
-        <w:t>3.8\,V \rightarrow 3.3\,V</w:t>
-      </w:r>
-      <w:r>
-        <w:rPr>
-          <w:color w:val="282C34"/>
-          <w:sz w:val="21"/>
-        </w:rPr>
-        <w:t xml:space="preserve"> to filter out the switching harmonics and deliver pristine, millivolt-clean DC power.</w:t>
+        <w:t>: An upstream SMPS efficiently steps down the high-voltage raw bus (e.g., 48 V -&gt; 3.8 V at 92\% efficiency), followed by a high-PSRR LDO stepping down 3.8 V -&gt; 3.3 V to filter out the switching harmonics and deliver pristine, millivolt-clean DC power.</w:t>
       </w:r>
     </w:p>
     <w:p>
@@ -416,22 +281,7 @@
           <w:color w:val="282C34"/>
           <w:sz w:val="21"/>
         </w:rPr>
-        <w:t>In a hybrid power tree, the LDO operates with minimum dropout voltage (</w:t>
-      </w:r>
-      <w:r>
-        <w:rPr>
-          <w:i/>
-          <w:color w:val="145AA0"/>
-          <w:sz w:val="21"/>
-        </w:rPr>
-        <w:t>V_{DO</w:t>
-      </w:r>
-      <w:r>
-        <w:rPr>
-          <w:color w:val="282C34"/>
-          <w:sz w:val="21"/>
-        </w:rPr>
-        <w:t>) to maximize overall system efficiency while maintaining adequate power supply rejection ratio (PSRR):</w:t>
+        <w:t>In a hybrid power tree, the LDO operates with minimum dropout voltage (V_DO) to maximize overall system efficiency while maintaining adequate power supply rejection ratio (PSRR):</w:t>
       </w:r>
     </w:p>
     <w:tbl>
@@ -544,65 +394,53 @@
           <w:color w:val="282C34"/>
           <w:sz w:val="21"/>
         </w:rPr>
-        <w:t xml:space="preserve">To guarantee that the LDO never enters its dropout region (where the pass transistor is driven into full ohmic saturation and PSRR collapses to </w:t>
-      </w:r>
-      <w:r>
-        <w:rPr>
-          <w:i/>
-          <w:color w:val="145AA0"/>
-          <w:sz w:val="21"/>
-        </w:rPr>
-        <w:t>0\,dB</w:t>
-      </w:r>
-      <w:r>
-        <w:rPr>
-          <w:color w:val="282C34"/>
-          <w:sz w:val="21"/>
-        </w:rPr>
-        <w:t>), the intermediate DC bus voltage (</w:t>
-      </w:r>
-      <w:r>
-        <w:rPr>
-          <w:i/>
-          <w:color w:val="145AA0"/>
-          <w:sz w:val="21"/>
-        </w:rPr>
-        <w:t>V_{IN(LDO)</w:t>
-      </w:r>
-      <w:r>
-        <w:rPr>
-          <w:color w:val="282C34"/>
-          <w:sz w:val="21"/>
-        </w:rPr>
-        <w:t>) must satisfy:</w:t>
+        <w:t>To guarantee that the LDO never enters its dropout region (where the pass transistor is driven into full ohmic saturation and PSRR collapses to 0 dB), the intermediate DC bus voltage (V_IN(LDO)) must satisfy:</w:t>
       </w:r>
     </w:p>
-    <w:p>
-      <w:pPr>
-        <w:spacing w:after="80"/>
-      </w:pPr>
-      <w:r>
-        <w:rPr>
-          <w:i/>
-          <w:color w:val="145AA0"/>
-          <w:sz w:val="21"/>
-        </w:rPr>
-      </w:r>
-      <w:r>
-        <w:rPr>
-          <w:color w:val="282C34"/>
-          <w:sz w:val="21"/>
-        </w:rPr>
-        <w:t>V_{IN(LDO)} \ge V_{OUT(nominal)} + V_{DO(max)} + \frac{V_{ripple(pk-pk,SMPS)}}{2} + \Delta V_{transient} + V_{margin}</w:t>
-      </w:r>
-      <w:r>
-        <w:rPr>
-          <w:i/>
-          <w:color w:val="145AA0"/>
-          <w:sz w:val="21"/>
-        </w:rPr>
-      </w:r>
-    </w:p>
+    <w:tbl>
+      <w:tblPr>
+        <w:tblW w:type="auto" w:w="0"/>
+        <w:jc w:val="center"/>
+        <w:tblLook w:firstColumn="1" w:firstRow="1" w:lastColumn="0" w:lastRow="0" w:noHBand="0" w:noVBand="1" w:val="04A0"/>
+      </w:tblPr>
+      <w:tblGrid>
+        <w:gridCol w:w="9792"/>
+      </w:tblGrid>
+      <w:tr>
+        <w:tc>
+          <w:tcPr>
+            <w:tcW w:type="dxa" w:w="9792"/>
+            <w:shd w:fill="F5F6F8"/>
+            <w:tcMar>
+              <w:top w:w="80" w:type="dxa"/>
+              <w:bottom w:w="80" w:type="dxa"/>
+              <w:left w:w="140" w:type="dxa"/>
+              <w:right w:w="140" w:type="dxa"/>
+            </w:tcMar>
+            <w:tcBorders>
+              <w:left w:val="single" w:sz="18" w:space="0" w:color="CBD5E0"/>
+              <w:top w:val="none"/>
+              <w:right w:val="none"/>
+              <w:bottom w:val="none"/>
+            </w:tcBorders>
+          </w:tcPr>
+          <w:p>
+            <w:pPr>
+              <w:spacing w:line="240" w:lineRule="auto" w:after="0"/>
+            </w:pPr>
+            <w:r>
+              <w:rPr>
+                <w:rFonts w:ascii="Consolas" w:hAnsi="Consolas"/>
+                <w:color w:val="2D3748"/>
+                <w:sz w:val="18"/>
+              </w:rPr>
+              <w:t>V_IN(LDO) &gt;= V_OUT(nominal) + V_DO(max) + (V_ripple(pk-pk,SMPS)) / 2 + Δ V_transient + V_margin</w:t>
+            </w:r>
+          </w:p>
+        </w:tc>
+      </w:tr>
+    </w:tbl>
+    <w:p/>
     <w:p>
       <w:pPr>
         <w:spacing w:before="120" w:after="40"/>
@@ -627,15 +465,7 @@
           <w:color w:val="282C34"/>
           <w:sz w:val="21"/>
         </w:rPr>
-        <w:t xml:space="preserve">Target regulated output: </w:t>
-      </w:r>
-      <w:r>
-        <w:rPr>
-          <w:i/>
-          <w:color w:val="145AA0"/>
-          <w:sz w:val="21"/>
-        </w:rPr>
-        <w:t>V_{OUT = 3.3\,V</w:t>
+        <w:t>Target regulated output: V_OUT = 3.3 V</w:t>
       </w:r>
     </w:p>
     <w:p>
@@ -649,15 +479,7 @@
           <w:color w:val="282C34"/>
           <w:sz w:val="21"/>
         </w:rPr>
-        <w:t xml:space="preserve">Maximum load current: </w:t>
-      </w:r>
-      <w:r>
-        <w:rPr>
-          <w:i/>
-          <w:color w:val="145AA0"/>
-          <w:sz w:val="21"/>
-        </w:rPr>
-        <w:t>I_{LOAD = 500\,mA</w:t>
+        <w:t>Maximum load current: I_LOAD = 500 mA</w:t>
       </w:r>
     </w:p>
     <w:p>
@@ -671,37 +493,7 @@
           <w:color w:val="282C34"/>
           <w:sz w:val="21"/>
         </w:rPr>
-        <w:t xml:space="preserve">LDO maximum dropout: </w:t>
-      </w:r>
-      <w:r>
-        <w:rPr>
-          <w:i/>
-          <w:color w:val="145AA0"/>
-          <w:sz w:val="21"/>
-        </w:rPr>
-        <w:t>V_{DO(max) = 180\,mV</w:t>
-      </w:r>
-      <w:r>
-        <w:rPr>
-          <w:color w:val="282C34"/>
-          <w:sz w:val="21"/>
-        </w:rPr>
-        <w:t xml:space="preserve"> (at </w:t>
-      </w:r>
-      <w:r>
-        <w:rPr>
-          <w:i/>
-          <w:color w:val="145AA0"/>
-          <w:sz w:val="21"/>
-        </w:rPr>
-        <w:t>500\,mA</w:t>
-      </w:r>
-      <w:r>
-        <w:rPr>
-          <w:color w:val="282C34"/>
-          <w:sz w:val="21"/>
-        </w:rPr>
-        <w:t>)</w:t>
+        <w:t>LDO maximum dropout: V_DO(max) = 180 mV (at 500 mA)</w:t>
       </w:r>
     </w:p>
     <w:p>
@@ -715,37 +507,7 @@
           <w:color w:val="282C34"/>
           <w:sz w:val="21"/>
         </w:rPr>
-        <w:t xml:space="preserve">Upstream Buck switching ripple: </w:t>
-      </w:r>
-      <w:r>
-        <w:rPr>
-          <w:i/>
-          <w:color w:val="145AA0"/>
-          <w:sz w:val="21"/>
-        </w:rPr>
-        <w:t>V_{ripple(pk-pk) = 30\,mV</w:t>
-      </w:r>
-      <w:r>
-        <w:rPr>
-          <w:color w:val="282C34"/>
-          <w:sz w:val="21"/>
-        </w:rPr>
-        <w:t xml:space="preserve"> (</w:t>
-      </w:r>
-      <w:r>
-        <w:rPr>
-          <w:i/>
-          <w:color w:val="145AA0"/>
-          <w:sz w:val="21"/>
-        </w:rPr>
-        <w:t>15\,mV</w:t>
-      </w:r>
-      <w:r>
-        <w:rPr>
-          <w:color w:val="282C34"/>
-          <w:sz w:val="21"/>
-        </w:rPr>
-        <w:t xml:space="preserve"> peak)</w:t>
+        <w:t>Upstream Buck switching ripple: V_ripple(pk-pk) = 30 mV (15 mV peak)</w:t>
       </w:r>
     </w:p>
     <w:p>
@@ -759,15 +521,7 @@
           <w:color w:val="282C34"/>
           <w:sz w:val="21"/>
         </w:rPr>
-        <w:t xml:space="preserve">Expected load step transient droop: </w:t>
-      </w:r>
-      <w:r>
-        <w:rPr>
-          <w:i/>
-          <w:color w:val="145AA0"/>
-          <w:sz w:val="21"/>
-        </w:rPr>
-        <w:t>\Delta V_{transient = 50\,mV</w:t>
+        <w:t>Expected load step transient droop: Δ V_transient = 50 mV</w:t>
       </w:r>
     </w:p>
     <w:p>
@@ -781,43 +535,53 @@
           <w:color w:val="282C34"/>
           <w:sz w:val="21"/>
         </w:rPr>
-        <w:t xml:space="preserve">Guard-band margin (for temperature and tolerance): </w:t>
-      </w:r>
-      <w:r>
-        <w:rPr>
-          <w:i/>
-          <w:color w:val="145AA0"/>
-          <w:sz w:val="21"/>
-        </w:rPr>
-        <w:t>V_{margin = 50\,mV</w:t>
+        <w:t>Guard-band margin (for temperature and tolerance): V_margin = 50 mV</w:t>
       </w:r>
     </w:p>
-    <w:p>
-      <w:pPr>
-        <w:spacing w:after="80"/>
-      </w:pPr>
-      <w:r>
-        <w:rPr>
-          <w:i/>
-          <w:color w:val="145AA0"/>
-          <w:sz w:val="21"/>
-        </w:rPr>
-      </w:r>
-      <w:r>
-        <w:rPr>
-          <w:color w:val="282C34"/>
-          <w:sz w:val="21"/>
-        </w:rPr>
-        <w:t>V_{IN(LDO,min)} = 3.3\,\text{V} + 0.180\,\text{V} + 0.015\,\text{V} + 0.050\,\text{V} + 0.050\,\text{V} = 3.595\,\text{V} \approx 3.6\,\text{V} \dots 3.8\,\text{V}</w:t>
-      </w:r>
-      <w:r>
-        <w:rPr>
-          <w:i/>
-          <w:color w:val="145AA0"/>
-          <w:sz w:val="21"/>
-        </w:rPr>
-      </w:r>
-    </w:p>
+    <w:tbl>
+      <w:tblPr>
+        <w:tblW w:type="auto" w:w="0"/>
+        <w:jc w:val="center"/>
+        <w:tblLook w:firstColumn="1" w:firstRow="1" w:lastColumn="0" w:lastRow="0" w:noHBand="0" w:noVBand="1" w:val="04A0"/>
+      </w:tblPr>
+      <w:tblGrid>
+        <w:gridCol w:w="9792"/>
+      </w:tblGrid>
+      <w:tr>
+        <w:tc>
+          <w:tcPr>
+            <w:tcW w:type="dxa" w:w="9792"/>
+            <w:shd w:fill="F5F6F8"/>
+            <w:tcMar>
+              <w:top w:w="80" w:type="dxa"/>
+              <w:bottom w:w="80" w:type="dxa"/>
+              <w:left w:w="140" w:type="dxa"/>
+              <w:right w:w="140" w:type="dxa"/>
+            </w:tcMar>
+            <w:tcBorders>
+              <w:left w:val="single" w:sz="18" w:space="0" w:color="CBD5E0"/>
+              <w:top w:val="none"/>
+              <w:right w:val="none"/>
+              <w:bottom w:val="none"/>
+            </w:tcBorders>
+          </w:tcPr>
+          <w:p>
+            <w:pPr>
+              <w:spacing w:line="240" w:lineRule="auto" w:after="0"/>
+            </w:pPr>
+            <w:r>
+              <w:rPr>
+                <w:rFonts w:ascii="Consolas" w:hAnsi="Consolas"/>
+                <w:color w:val="2D3748"/>
+                <w:sz w:val="18"/>
+              </w:rPr>
+              <w:t>V_IN(LDO,min) = 3.3 V + 0.180 V + 0.015 V + 0.050 V + 0.050 V = 3.595 V ≈ 3.6 V ... 3.8 V</w:t>
+            </w:r>
+          </w:p>
+        </w:tc>
+      </w:tr>
+    </w:tbl>
+    <w:p/>
     <w:p>
       <w:pPr>
         <w:spacing w:before="160" w:after="80"/>
@@ -843,32 +607,50 @@
         <w:t>The combined efficiency of the hybrid stage is:</w:t>
       </w:r>
     </w:p>
-    <w:p>
-      <w:pPr>
-        <w:spacing w:after="80"/>
-      </w:pPr>
-      <w:r>
-        <w:rPr>
-          <w:i/>
-          <w:color w:val="145AA0"/>
-          <w:sz w:val="21"/>
-        </w:rPr>
-      </w:r>
-      <w:r>
-        <w:rPr>
-          <w:color w:val="282C34"/>
-          <w:sz w:val="21"/>
-        </w:rPr>
-        <w:t>\eta_{total} = \eta_{SMPS} \times \eta_{LDO} = \eta_{SMPS} \times \left( \frac{V_{OUT} \cdot I_{LOAD}}{V_{IN(LDO)} \cdot (I_{LOAD} + I_Q)} \right) \approx \eta_{SMPS} \times \left(\frac{V_{OUT}}{V_{IN(LDO)}}\right)</w:t>
-      </w:r>
-      <w:r>
-        <w:rPr>
-          <w:i/>
-          <w:color w:val="145AA0"/>
-          <w:sz w:val="21"/>
-        </w:rPr>
-      </w:r>
-    </w:p>
+    <w:tbl>
+      <w:tblPr>
+        <w:tblW w:type="auto" w:w="0"/>
+        <w:jc w:val="center"/>
+        <w:tblLook w:firstColumn="1" w:firstRow="1" w:lastColumn="0" w:lastRow="0" w:noHBand="0" w:noVBand="1" w:val="04A0"/>
+      </w:tblPr>
+      <w:tblGrid>
+        <w:gridCol w:w="9792"/>
+      </w:tblGrid>
+      <w:tr>
+        <w:tc>
+          <w:tcPr>
+            <w:tcW w:type="dxa" w:w="9792"/>
+            <w:shd w:fill="F5F6F8"/>
+            <w:tcMar>
+              <w:top w:w="80" w:type="dxa"/>
+              <w:bottom w:w="80" w:type="dxa"/>
+              <w:left w:w="140" w:type="dxa"/>
+              <w:right w:w="140" w:type="dxa"/>
+            </w:tcMar>
+            <w:tcBorders>
+              <w:left w:val="single" w:sz="18" w:space="0" w:color="CBD5E0"/>
+              <w:top w:val="none"/>
+              <w:right w:val="none"/>
+              <w:bottom w:val="none"/>
+            </w:tcBorders>
+          </w:tcPr>
+          <w:p>
+            <w:pPr>
+              <w:spacing w:line="240" w:lineRule="auto" w:after="0"/>
+            </w:pPr>
+            <w:r>
+              <w:rPr>
+                <w:rFonts w:ascii="Consolas" w:hAnsi="Consolas"/>
+                <w:color w:val="2D3748"/>
+                <w:sz w:val="18"/>
+              </w:rPr>
+              <w:t>η_total = η_SMPS * η_LDO = η_SMPS * ( (V_OUT * I_LOAD) / (V_IN(LDO) * (I_LOAD + I_Q)) ) ≈ η_SMPS * (V_OUT / V_IN(LDO))</w:t>
+            </w:r>
+          </w:p>
+        </w:tc>
+      </w:tr>
+    </w:tbl>
+    <w:p/>
     <w:p>
       <w:pPr>
         <w:spacing w:after="80"/>
@@ -878,106 +660,97 @@
           <w:color w:val="282C34"/>
           <w:sz w:val="21"/>
         </w:rPr>
-        <w:t xml:space="preserve">With </w:t>
-      </w:r>
-      <w:r>
-        <w:rPr>
-          <w:i/>
-          <w:color w:val="145AA0"/>
-          <w:sz w:val="21"/>
-        </w:rPr>
-        <w:t>\eta_{SMPS = 92\%</w:t>
-      </w:r>
-      <w:r>
-        <w:rPr>
-          <w:color w:val="282C34"/>
-          <w:sz w:val="21"/>
-        </w:rPr>
-        <w:t xml:space="preserve">, </w:t>
-      </w:r>
-      <w:r>
-        <w:rPr>
-          <w:i/>
-          <w:color w:val="145AA0"/>
-          <w:sz w:val="21"/>
-        </w:rPr>
-        <w:t>V_{IN(LDO) = 3.8\,V</w:t>
-      </w:r>
-      <w:r>
-        <w:rPr>
-          <w:color w:val="282C34"/>
-          <w:sz w:val="21"/>
-        </w:rPr>
-        <w:t xml:space="preserve">, and </w:t>
-      </w:r>
-      <w:r>
-        <w:rPr>
-          <w:i/>
-          <w:color w:val="145AA0"/>
-          <w:sz w:val="21"/>
-        </w:rPr>
-        <w:t>V_{OUT = 3.3\,V</w:t>
-      </w:r>
-      <w:r>
-        <w:rPr>
-          <w:color w:val="282C34"/>
-          <w:sz w:val="21"/>
-        </w:rPr>
-        <w:t>:</w:t>
+        <w:t>With η_SMPS = 92\%, V_IN(LDO) = 3.8 V, and V_OUT = 3.3 V:</w:t>
       </w:r>
     </w:p>
-    <w:p>
-      <w:pPr>
-        <w:spacing w:after="80"/>
-      </w:pPr>
-      <w:r>
-        <w:rPr>
-          <w:i/>
-          <w:color w:val="145AA0"/>
-          <w:sz w:val="21"/>
-        </w:rPr>
-      </w:r>
-      <w:r>
-        <w:rPr>
-          <w:color w:val="282C34"/>
-          <w:sz w:val="21"/>
-        </w:rPr>
-        <w:t>\eta_{LDO} = \frac{3.3}{3.8} = 86.8\%</w:t>
-      </w:r>
-      <w:r>
-        <w:rPr>
-          <w:i/>
-          <w:color w:val="145AA0"/>
-          <w:sz w:val="21"/>
-        </w:rPr>
-      </w:r>
-    </w:p>
-    <w:p>
-      <w:pPr>
-        <w:spacing w:after="80"/>
-      </w:pPr>
-      <w:r>
-        <w:rPr>
-          <w:i/>
-          <w:color w:val="145AA0"/>
-          <w:sz w:val="21"/>
-        </w:rPr>
-      </w:r>
-      <w:r>
-        <w:rPr>
-          <w:color w:val="282C34"/>
-          <w:sz w:val="21"/>
-        </w:rPr>
-        <w:t>\eta_{total} = 0.92 \times 0.868 = 79.9\%</w:t>
-      </w:r>
-      <w:r>
-        <w:rPr>
-          <w:i/>
-          <w:color w:val="145AA0"/>
-          <w:sz w:val="21"/>
-        </w:rPr>
-      </w:r>
-    </w:p>
+    <w:tbl>
+      <w:tblPr>
+        <w:tblW w:type="auto" w:w="0"/>
+        <w:jc w:val="center"/>
+        <w:tblLook w:firstColumn="1" w:firstRow="1" w:lastColumn="0" w:lastRow="0" w:noHBand="0" w:noVBand="1" w:val="04A0"/>
+      </w:tblPr>
+      <w:tblGrid>
+        <w:gridCol w:w="9792"/>
+      </w:tblGrid>
+      <w:tr>
+        <w:tc>
+          <w:tcPr>
+            <w:tcW w:type="dxa" w:w="9792"/>
+            <w:shd w:fill="F5F6F8"/>
+            <w:tcMar>
+              <w:top w:w="80" w:type="dxa"/>
+              <w:bottom w:w="80" w:type="dxa"/>
+              <w:left w:w="140" w:type="dxa"/>
+              <w:right w:w="140" w:type="dxa"/>
+            </w:tcMar>
+            <w:tcBorders>
+              <w:left w:val="single" w:sz="18" w:space="0" w:color="CBD5E0"/>
+              <w:top w:val="none"/>
+              <w:right w:val="none"/>
+              <w:bottom w:val="none"/>
+            </w:tcBorders>
+          </w:tcPr>
+          <w:p>
+            <w:pPr>
+              <w:spacing w:line="240" w:lineRule="auto" w:after="0"/>
+            </w:pPr>
+            <w:r>
+              <w:rPr>
+                <w:rFonts w:ascii="Consolas" w:hAnsi="Consolas"/>
+                <w:color w:val="2D3748"/>
+                <w:sz w:val="18"/>
+              </w:rPr>
+              <w:t>η_LDO = 3.3 / 3.8 = 86.8\%</w:t>
+            </w:r>
+          </w:p>
+        </w:tc>
+      </w:tr>
+    </w:tbl>
+    <w:p/>
+    <w:tbl>
+      <w:tblPr>
+        <w:tblW w:type="auto" w:w="0"/>
+        <w:jc w:val="center"/>
+        <w:tblLook w:firstColumn="1" w:firstRow="1" w:lastColumn="0" w:lastRow="0" w:noHBand="0" w:noVBand="1" w:val="04A0"/>
+      </w:tblPr>
+      <w:tblGrid>
+        <w:gridCol w:w="9792"/>
+      </w:tblGrid>
+      <w:tr>
+        <w:tc>
+          <w:tcPr>
+            <w:tcW w:type="dxa" w:w="9792"/>
+            <w:shd w:fill="F5F6F8"/>
+            <w:tcMar>
+              <w:top w:w="80" w:type="dxa"/>
+              <w:bottom w:w="80" w:type="dxa"/>
+              <w:left w:w="140" w:type="dxa"/>
+              <w:right w:w="140" w:type="dxa"/>
+            </w:tcMar>
+            <w:tcBorders>
+              <w:left w:val="single" w:sz="18" w:space="0" w:color="CBD5E0"/>
+              <w:top w:val="none"/>
+              <w:right w:val="none"/>
+              <w:bottom w:val="none"/>
+            </w:tcBorders>
+          </w:tcPr>
+          <w:p>
+            <w:pPr>
+              <w:spacing w:line="240" w:lineRule="auto" w:after="0"/>
+            </w:pPr>
+            <w:r>
+              <w:rPr>
+                <w:rFonts w:ascii="Consolas" w:hAnsi="Consolas"/>
+                <w:color w:val="2D3748"/>
+                <w:sz w:val="18"/>
+              </w:rPr>
+              <w:t>η_total = 0.92 * 0.868 = 79.9\%</w:t>
+            </w:r>
+          </w:p>
+        </w:tc>
+      </w:tr>
+    </w:tbl>
+    <w:p/>
     <w:p>
       <w:pPr>
         <w:spacing w:after="80"/>
@@ -995,97 +768,7 @@
           <w:color w:val="282C34"/>
           <w:sz w:val="21"/>
         </w:rPr>
-        <w:t xml:space="preserve">: Stepping down </w:t>
-      </w:r>
-      <w:r>
-        <w:rPr>
-          <w:i/>
-          <w:color w:val="145AA0"/>
-          <w:sz w:val="21"/>
-        </w:rPr>
-        <w:t>48\,V</w:t>
-      </w:r>
-      <w:r>
-        <w:rPr>
-          <w:color w:val="282C34"/>
-          <w:sz w:val="21"/>
-        </w:rPr>
-        <w:t xml:space="preserve"> directly to </w:t>
-      </w:r>
-      <w:r>
-        <w:rPr>
-          <w:i/>
-          <w:color w:val="145AA0"/>
-          <w:sz w:val="21"/>
-        </w:rPr>
-        <w:t>3.3\,V</w:t>
-      </w:r>
-      <w:r>
-        <w:rPr>
-          <w:color w:val="282C34"/>
-          <w:sz w:val="21"/>
-        </w:rPr>
-        <w:t xml:space="preserve"> using only an LDO yields an efficiency of </w:t>
-      </w:r>
-      <w:r>
-        <w:rPr>
-          <w:i/>
-          <w:color w:val="145AA0"/>
-          <w:sz w:val="21"/>
-        </w:rPr>
-        <w:t>\frac{3.3{48 = 6.8\%</w:t>
-      </w:r>
-      <w:r>
-        <w:rPr>
-          <w:color w:val="282C34"/>
-          <w:sz w:val="21"/>
-        </w:rPr>
-        <w:t xml:space="preserve"> (generating </w:t>
-      </w:r>
-      <w:r>
-        <w:rPr>
-          <w:i/>
-          <w:color w:val="145AA0"/>
-          <w:sz w:val="21"/>
-        </w:rPr>
-        <w:t>22.3\,W</w:t>
-      </w:r>
-      <w:r>
-        <w:rPr>
-          <w:color w:val="282C34"/>
-          <w:sz w:val="21"/>
-        </w:rPr>
-        <w:t xml:space="preserve"> of pure heat for a </w:t>
-      </w:r>
-      <w:r>
-        <w:rPr>
-          <w:i/>
-          <w:color w:val="145AA0"/>
-          <w:sz w:val="21"/>
-        </w:rPr>
-        <w:t>500\,mA</w:t>
-      </w:r>
-      <w:r>
-        <w:rPr>
-          <w:color w:val="282C34"/>
-          <w:sz w:val="21"/>
-        </w:rPr>
-        <w:t xml:space="preserve"> load!). The hybrid topology delivers pristine power with </w:t>
-      </w:r>
-      <w:r>
-        <w:rPr>
-          <w:i/>
-          <w:color w:val="145AA0"/>
-          <w:sz w:val="21"/>
-        </w:rPr>
-        <w:t>80\%</w:t>
-      </w:r>
-      <w:r>
-        <w:rPr>
-          <w:color w:val="282C34"/>
-          <w:sz w:val="21"/>
-        </w:rPr>
-        <w:t xml:space="preserve"> overall efficiency.</w:t>
+        <w:t>: Stepping down 48 V directly to 3.3 V using only an LDO yields an efficiency of 3.3 / 48 = 6.8\% (generating 22.3 W of pure heat for a 500 mA load!). The hybrid topology delivers pristine power with 80\% overall efficiency.</w:t>
       </w:r>
     </w:p>
     <w:p>
@@ -1118,22 +801,7 @@
           <w:color w:val="282C34"/>
           <w:sz w:val="21"/>
         </w:rPr>
-        <w:t xml:space="preserve">An LDO rejects ripple through the high open-loop gain of its internal error amplifier. However, as frequency rises, the amplifier's loop gain rolls off at </w:t>
-      </w:r>
-      <w:r>
-        <w:rPr>
-          <w:i/>
-          <w:color w:val="145AA0"/>
-          <w:sz w:val="21"/>
-        </w:rPr>
-        <w:t>-20\,dB/decade</w:t>
-      </w:r>
-      <w:r>
-        <w:rPr>
-          <w:color w:val="282C34"/>
-          <w:sz w:val="21"/>
-        </w:rPr>
-        <w:t>:</w:t>
+        <w:t>An LDO rejects ripple through the high open-loop gain of its internal error amplifier. However, as frequency rises, the amplifier's loop gain rolls off at -20 dB/decade:</w:t>
       </w:r>
     </w:p>
     <w:tbl>
@@ -1226,22 +894,7 @@
           <w:color w:val="282C34"/>
           <w:sz w:val="21"/>
         </w:rPr>
-        <w:t>Because the LDO PSRR dips right in the SMPS switching frequency band (</w:t>
-      </w:r>
-      <w:r>
-        <w:rPr>
-          <w:i/>
-          <w:color w:val="145AA0"/>
-          <w:sz w:val="21"/>
-        </w:rPr>
-        <w:t>200\,kHz \dots 2\,MHz</w:t>
-      </w:r>
-      <w:r>
-        <w:rPr>
-          <w:color w:val="282C34"/>
-          <w:sz w:val="21"/>
-        </w:rPr>
-        <w:t xml:space="preserve">), placing a small </w:t>
+        <w:t xml:space="preserve">Because the LDO PSRR dips right in the SMPS switching frequency band (200 kHz ... 2 MHz), placing a small </w:t>
       </w:r>
       <w:r>
         <w:rPr>
@@ -1270,37 +923,7 @@
           <w:color w:val="282C34"/>
           <w:sz w:val="21"/>
         </w:rPr>
-        <w:t>The LDO error amplifier easily attenuates low-frequency ripple (</w:t>
-      </w:r>
-      <w:r>
-        <w:rPr>
-          <w:i/>
-          <w:color w:val="145AA0"/>
-          <w:sz w:val="21"/>
-        </w:rPr>
-        <w:t>&lt; 10\,kHz</w:t>
-      </w:r>
-      <w:r>
-        <w:rPr>
-          <w:color w:val="282C34"/>
-          <w:sz w:val="21"/>
-        </w:rPr>
-        <w:t xml:space="preserve">, </w:t>
-      </w:r>
-      <w:r>
-        <w:rPr>
-          <w:i/>
-          <w:color w:val="145AA0"/>
-          <w:sz w:val="21"/>
-        </w:rPr>
-        <w:t>&gt; 80\,dB</w:t>
-      </w:r>
-      <w:r>
-        <w:rPr>
-          <w:color w:val="282C34"/>
-          <w:sz w:val="21"/>
-        </w:rPr>
-        <w:t>).</w:t>
+        <w:t>The LDO error amplifier easily attenuates low-frequency ripple (&lt; 10 kHz, &gt; 80 dB).</w:t>
       </w:r>
     </w:p>
     <w:p>
@@ -1314,37 +937,7 @@
           <w:color w:val="282C34"/>
           <w:sz w:val="21"/>
         </w:rPr>
-        <w:t>The LC / Ferrite filter rejects high-frequency switching harmonics (</w:t>
-      </w:r>
-      <w:r>
-        <w:rPr>
-          <w:i/>
-          <w:color w:val="145AA0"/>
-          <w:sz w:val="21"/>
-        </w:rPr>
-        <w:t>&gt; 500\,kHz</w:t>
-      </w:r>
-      <w:r>
-        <w:rPr>
-          <w:color w:val="282C34"/>
-          <w:sz w:val="21"/>
-        </w:rPr>
-        <w:t xml:space="preserve">, </w:t>
-      </w:r>
-      <w:r>
-        <w:rPr>
-          <w:i/>
-          <w:color w:val="145AA0"/>
-          <w:sz w:val="21"/>
-        </w:rPr>
-        <w:t>&gt; 40\,dB</w:t>
-      </w:r>
-      <w:r>
-        <w:rPr>
-          <w:color w:val="282C34"/>
-          <w:sz w:val="21"/>
-        </w:rPr>
-        <w:t>).</w:t>
+        <w:t>The LC / Ferrite filter rejects high-frequency switching harmonics (&gt; 500 kHz, &gt; 40 dB).</w:t>
       </w:r>
     </w:p>
     <w:p>
@@ -1358,22 +951,7 @@
           <w:color w:val="282C34"/>
           <w:sz w:val="21"/>
         </w:rPr>
-        <w:t xml:space="preserve">Combined ripple rejection exceeds </w:t>
-      </w:r>
-      <w:r>
-        <w:rPr>
-          <w:i/>
-          <w:color w:val="145AA0"/>
-          <w:sz w:val="21"/>
-        </w:rPr>
-        <w:t>&gt; 85\,dB</w:t>
-      </w:r>
-      <w:r>
-        <w:rPr>
-          <w:color w:val="282C34"/>
-          <w:sz w:val="21"/>
-        </w:rPr>
-        <w:t xml:space="preserve"> across the entire spectrum.</w:t>
+        <w:t>Combined ripple rejection exceeds &gt; 85 dB across the entire spectrum.</w:t>
       </w:r>
     </w:p>
     <w:p>
@@ -1406,37 +984,7 @@
           <w:color w:val="282C34"/>
           <w:sz w:val="21"/>
         </w:rPr>
-        <w:t>Modern DSPs, FPGAs, and AI accelerators in motor control and grid protection require high-current core voltages (</w:t>
-      </w:r>
-      <w:r>
-        <w:rPr>
-          <w:i/>
-          <w:color w:val="145AA0"/>
-          <w:sz w:val="21"/>
-        </w:rPr>
-        <w:t>0.8\,V \dots 1.2\,V</w:t>
-      </w:r>
-      <w:r>
-        <w:rPr>
-          <w:color w:val="282C34"/>
-          <w:sz w:val="21"/>
-        </w:rPr>
-        <w:t xml:space="preserve"> at </w:t>
-      </w:r>
-      <w:r>
-        <w:rPr>
-          <w:i/>
-          <w:color w:val="145AA0"/>
-          <w:sz w:val="21"/>
-        </w:rPr>
-        <w:t>3\,A \dots 10\,A</w:t>
-      </w:r>
-      <w:r>
-        <w:rPr>
-          <w:color w:val="282C34"/>
-          <w:sz w:val="21"/>
-        </w:rPr>
-        <w:t>). Distributing this current across multiple LDOs prevents localized PCB hot spots and distributes thermal stress.</w:t>
+        <w:t>Modern DSPs, FPGAs, and AI accelerators in motor control and grid protection require high-current core voltages (0.8 V ... 1.2 V at 3 A ... 10 A). Distributing this current across multiple LDOs prevents localized PCB hot spots and distributes thermal stress.</w:t>
       </w:r>
     </w:p>
     <w:p>
@@ -1461,37 +1009,7 @@
           <w:color w:val="282C34"/>
           <w:sz w:val="21"/>
         </w:rPr>
-        <w:t>Traditional voltage-feedback LDOs cannot be connected in direct parallel because minor manufacturing variations in internal bandgap references (</w:t>
-      </w:r>
-      <w:r>
-        <w:rPr>
-          <w:i/>
-          <w:color w:val="145AA0"/>
-          <w:sz w:val="21"/>
-        </w:rPr>
-        <w:t>\Delta V_{REF \approx 1\% - 2\%</w:t>
-      </w:r>
-      <w:r>
-        <w:rPr>
-          <w:color w:val="282C34"/>
-          <w:sz w:val="21"/>
-        </w:rPr>
-        <w:t xml:space="preserve">) cause the unit with the slightly higher reference to deliver </w:t>
-      </w:r>
-      <w:r>
-        <w:rPr>
-          <w:i/>
-          <w:color w:val="145AA0"/>
-          <w:sz w:val="21"/>
-        </w:rPr>
-        <w:t>100\%</w:t>
-      </w:r>
-      <w:r>
-        <w:rPr>
-          <w:color w:val="282C34"/>
-          <w:sz w:val="21"/>
-        </w:rPr>
-        <w:t xml:space="preserve"> of the load current while the other units idle.</w:t>
+        <w:t>Traditional voltage-feedback LDOs cannot be connected in direct parallel because minor manufacturing variations in internal bandgap references (Δ V_REF ≈ 1\% - 2\%) cause the unit with the slightly higher reference to deliver 100\% of the load current while the other units idle.</w:t>
       </w:r>
     </w:p>
     <w:tbl>
@@ -1596,50 +1114,53 @@
           <w:color w:val="282C34"/>
           <w:sz w:val="21"/>
         </w:rPr>
-        <w:t xml:space="preserve">To limit current mismatch between two paralleled regulators to </w:t>
-      </w:r>
-      <w:r>
-        <w:rPr>
-          <w:i/>
-          <w:color w:val="145AA0"/>
-          <w:sz w:val="21"/>
-        </w:rPr>
-        <w:t>\Delta I_{mismatch</w:t>
-      </w:r>
-      <w:r>
-        <w:rPr>
-          <w:color w:val="282C34"/>
-          <w:sz w:val="21"/>
-        </w:rPr>
-        <w:t>:</w:t>
+        <w:t>To limit current mismatch between two paralleled regulators to Δ I_mismatch:</w:t>
       </w:r>
     </w:p>
-    <w:p>
-      <w:pPr>
-        <w:spacing w:after="80"/>
-      </w:pPr>
-      <w:r>
-        <w:rPr>
-          <w:i/>
-          <w:color w:val="145AA0"/>
-          <w:sz w:val="21"/>
-        </w:rPr>
-      </w:r>
-      <w:r>
-        <w:rPr>
-          <w:color w:val="282C34"/>
-          <w:sz w:val="21"/>
-        </w:rPr>
-        <w:t>R_{ballast} \ge \frac{\Delta V_{OUT(max\_mismatch)}}{\Delta I_{mismatch}}</w:t>
-      </w:r>
-      <w:r>
-        <w:rPr>
-          <w:i/>
-          <w:color w:val="145AA0"/>
-          <w:sz w:val="21"/>
-        </w:rPr>
-      </w:r>
-    </w:p>
+    <w:tbl>
+      <w:tblPr>
+        <w:tblW w:type="auto" w:w="0"/>
+        <w:jc w:val="center"/>
+        <w:tblLook w:firstColumn="1" w:firstRow="1" w:lastColumn="0" w:lastRow="0" w:noHBand="0" w:noVBand="1" w:val="04A0"/>
+      </w:tblPr>
+      <w:tblGrid>
+        <w:gridCol w:w="9792"/>
+      </w:tblGrid>
+      <w:tr>
+        <w:tc>
+          <w:tcPr>
+            <w:tcW w:type="dxa" w:w="9792"/>
+            <w:shd w:fill="F5F6F8"/>
+            <w:tcMar>
+              <w:top w:w="80" w:type="dxa"/>
+              <w:bottom w:w="80" w:type="dxa"/>
+              <w:left w:w="140" w:type="dxa"/>
+              <w:right w:w="140" w:type="dxa"/>
+            </w:tcMar>
+            <w:tcBorders>
+              <w:left w:val="single" w:sz="18" w:space="0" w:color="CBD5E0"/>
+              <w:top w:val="none"/>
+              <w:right w:val="none"/>
+              <w:bottom w:val="none"/>
+            </w:tcBorders>
+          </w:tcPr>
+          <w:p>
+            <w:pPr>
+              <w:spacing w:line="240" w:lineRule="auto" w:after="0"/>
+            </w:pPr>
+            <w:r>
+              <w:rPr>
+                <w:rFonts w:ascii="Consolas" w:hAnsi="Consolas"/>
+                <w:color w:val="2D3748"/>
+                <w:sz w:val="18"/>
+              </w:rPr>
+              <w:t>R_ballast &gt;= (Δ V_OUT(max_mismatch)) / (Δ I_mismatch)</w:t>
+            </w:r>
+          </w:p>
+        </w:tc>
+      </w:tr>
+    </w:tbl>
+    <w:p/>
     <w:p>
       <w:pPr>
         <w:spacing w:after="80"/>
@@ -1649,52 +1170,22 @@
           <w:color w:val="282C34"/>
           <w:sz w:val="21"/>
         </w:rPr>
-        <w:t xml:space="preserve">Where </w:t>
+        <w:t xml:space="preserve">Where Δ V_OUT(max_mismatch) = V_OUT </w:t>
       </w:r>
       <w:r>
         <w:rPr>
           <w:i/>
-          <w:color w:val="145AA0"/>
+          <w:color w:val="282C34"/>
           <w:sz w:val="21"/>
         </w:rPr>
-        <w:t>\Delta V_{OUT(max\_mismatch) = V_{OUT × 2 × Tolerance</w:t>
+        <w:t xml:space="preserve"> 2 </w:t>
       </w:r>
       <w:r>
         <w:rPr>
           <w:color w:val="282C34"/>
           <w:sz w:val="21"/>
         </w:rPr>
-        <w:t xml:space="preserve"> (e.g., for </w:t>
-      </w:r>
-      <w:r>
-        <w:rPr>
-          <w:i/>
-          <w:color w:val="145AA0"/>
-          <w:sz w:val="21"/>
-        </w:rPr>
-        <w:t>3.3\,V ± 1\%</w:t>
-      </w:r>
-      <w:r>
-        <w:rPr>
-          <w:color w:val="282C34"/>
-          <w:sz w:val="21"/>
-        </w:rPr>
-        <w:t xml:space="preserve">, </w:t>
-      </w:r>
-      <w:r>
-        <w:rPr>
-          <w:i/>
-          <w:color w:val="145AA0"/>
-          <w:sz w:val="21"/>
-        </w:rPr>
-        <w:t>\Delta V = 66\,mV</w:t>
-      </w:r>
-      <w:r>
-        <w:rPr>
-          <w:color w:val="282C34"/>
-          <w:sz w:val="21"/>
-        </w:rPr>
-        <w:t>).</w:t>
+        <w:t xml:space="preserve"> Tolerance (e.g., for 3.3 V ± 1\%, Δ V = 66 mV).</w:t>
       </w:r>
     </w:p>
     <w:p>
@@ -1714,37 +1205,7 @@
           <w:color w:val="282C34"/>
           <w:sz w:val="21"/>
         </w:rPr>
-        <w:t xml:space="preserve">: Ballast resistors degrade load regulation by </w:t>
-      </w:r>
-      <w:r>
-        <w:rPr>
-          <w:i/>
-          <w:color w:val="145AA0"/>
-          <w:sz w:val="21"/>
-        </w:rPr>
-        <w:t>\Delta V_{load\_reg = I_{LOAD \cdot R_{ballast</w:t>
-      </w:r>
-      <w:r>
-        <w:rPr>
-          <w:color w:val="282C34"/>
-          <w:sz w:val="21"/>
-        </w:rPr>
-        <w:t>. In high-current low-voltage rails, this voltage drop can violate FPGA core voltage tolerance (</w:t>
-      </w:r>
-      <w:r>
-        <w:rPr>
-          <w:i/>
-          <w:color w:val="145AA0"/>
-          <w:sz w:val="21"/>
-        </w:rPr>
-        <w:t>± 3\%</w:t>
-      </w:r>
-      <w:r>
-        <w:rPr>
-          <w:color w:val="282C34"/>
-          <w:sz w:val="21"/>
-        </w:rPr>
-        <w:t>).</w:t>
+        <w:t>: Ballast resistors degrade load regulation by Δ V_load_reg = I_LOAD * R_ballast. In high-current low-voltage rails, this voltage drop can violate FPGA core voltage tolerance (± 3\%).</w:t>
       </w:r>
     </w:p>
     <w:p>
@@ -1822,52 +1283,7 @@
           <w:color w:val="282C34"/>
           <w:sz w:val="21"/>
         </w:rPr>
-        <w:t>) eliminate the traditional resistive voltage divider. Instead, an internal precision current source (</w:t>
-      </w:r>
-      <w:r>
-        <w:rPr>
-          <w:i/>
-          <w:color w:val="145AA0"/>
-          <w:sz w:val="21"/>
-        </w:rPr>
-        <w:t>I_{SET = 10\,µA</w:t>
-      </w:r>
-      <w:r>
-        <w:rPr>
-          <w:color w:val="282C34"/>
-          <w:sz w:val="21"/>
-        </w:rPr>
-        <w:t xml:space="preserve"> or </w:t>
-      </w:r>
-      <w:r>
-        <w:rPr>
-          <w:i/>
-          <w:color w:val="145AA0"/>
-          <w:sz w:val="21"/>
-        </w:rPr>
-        <w:t>100\,µA</w:t>
-      </w:r>
-      <w:r>
-        <w:rPr>
-          <w:color w:val="282C34"/>
-          <w:sz w:val="21"/>
-        </w:rPr>
-        <w:t>) flows through a single external set resistor (</w:t>
-      </w:r>
-      <w:r>
-        <w:rPr>
-          <w:i/>
-          <w:color w:val="145AA0"/>
-          <w:sz w:val="21"/>
-        </w:rPr>
-        <w:t>R_{SET</w:t>
-      </w:r>
-      <w:r>
-        <w:rPr>
-          <w:color w:val="282C34"/>
-          <w:sz w:val="21"/>
-        </w:rPr>
-        <w:t>) to establish the reference:</w:t>
+        <w:t>) eliminate the traditional resistive voltage divider. Instead, an internal precision current source (I_SET = 10 µA or 100 µA) flows through a single external set resistor (R_SET) to establish the reference:</w:t>
       </w:r>
     </w:p>
     <w:tbl>
@@ -1980,37 +1396,7 @@
           <w:color w:val="282C34"/>
           <w:sz w:val="21"/>
         </w:rPr>
-        <w:t>: Because the error amplifier operates as a true unity-gain voltage follower (</w:t>
-      </w:r>
-      <w:r>
-        <w:rPr>
-          <w:i/>
-          <w:color w:val="145AA0"/>
-          <w:sz w:val="21"/>
-        </w:rPr>
-        <w:t>V_{OUT = V_{SET</w:t>
-      </w:r>
-      <w:r>
-        <w:rPr>
-          <w:color w:val="282C34"/>
-          <w:sz w:val="21"/>
-        </w:rPr>
-        <w:t xml:space="preserve">), devices share current with minimal ballast resistance (often provided merely by PCB trace routing of </w:t>
-      </w:r>
-      <w:r>
-        <w:rPr>
-          <w:i/>
-          <w:color w:val="145AA0"/>
-          <w:sz w:val="21"/>
-        </w:rPr>
-        <w:t>5\,m\Omega - 10\,m\Omega</w:t>
-      </w:r>
-      <w:r>
-        <w:rPr>
-          <w:color w:val="282C34"/>
-          <w:sz w:val="21"/>
-        </w:rPr>
-        <w:t>).</w:t>
+        <w:t>: Because the error amplifier operates as a true unity-gain voltage follower (V_OUT = V_SET), devices share current with minimal ballast resistance (often provided merely by PCB trace routing of 5 mΩ - 10 mΩ).</w:t>
       </w:r>
     </w:p>
     <w:p>
@@ -2032,22 +1418,7 @@
           <w:color w:val="282C34"/>
           <w:sz w:val="21"/>
         </w:rPr>
-        <w:t xml:space="preserve">: Current balances dynamically to within </w:t>
-      </w:r>
-      <w:r>
-        <w:rPr>
-          <w:i/>
-          <w:color w:val="145AA0"/>
-          <w:sz w:val="21"/>
-        </w:rPr>
-        <w:t>2\% - 5\%</w:t>
-      </w:r>
-      <w:r>
-        <w:rPr>
-          <w:color w:val="282C34"/>
-          <w:sz w:val="21"/>
-        </w:rPr>
-        <w:t xml:space="preserve"> across devices.</w:t>
+        <w:t>: Current balances dynamically to within 2\% - 5\% across devices.</w:t>
       </w:r>
     </w:p>
     <w:p>
@@ -2229,22 +1600,7 @@
           <w:color w:val="282C34"/>
           <w:sz w:val="21"/>
         </w:rPr>
-        <w:t>In power electronics converters, the raw input bus (</w:t>
-      </w:r>
-      <w:r>
-        <w:rPr>
-          <w:i/>
-          <w:color w:val="145AA0"/>
-          <w:sz w:val="21"/>
-        </w:rPr>
-        <w:t>V_{IN</w:t>
-      </w:r>
-      <w:r>
-        <w:rPr>
-          <w:color w:val="282C34"/>
-          <w:sz w:val="21"/>
-        </w:rPr>
-        <w:t>) can be abruptly shorted to ground or de-energized while the output filter capacitors remain fully charged:</w:t>
+        <w:t>In power electronics converters, the raw input bus (V_IN) can be abruptly shorted to ground or de-energized while the output filter capacitors remain fully charged:</w:t>
       </w:r>
     </w:p>
     <w:p>
@@ -2266,37 +1622,7 @@
           <w:color w:val="282C34"/>
           <w:sz w:val="21"/>
         </w:rPr>
-        <w:t>: In standard PMOS LDOs, the parasitic p-n body diode is oriented from Drain (</w:t>
-      </w:r>
-      <w:r>
-        <w:rPr>
-          <w:i/>
-          <w:color w:val="145AA0"/>
-          <w:sz w:val="21"/>
-        </w:rPr>
-        <w:t>V_{OUT</w:t>
-      </w:r>
-      <w:r>
-        <w:rPr>
-          <w:color w:val="282C34"/>
-          <w:sz w:val="21"/>
-        </w:rPr>
-        <w:t>) to Source (</w:t>
-      </w:r>
-      <w:r>
-        <w:rPr>
-          <w:i/>
-          <w:color w:val="145AA0"/>
-          <w:sz w:val="21"/>
-        </w:rPr>
-        <w:t>V_{IN</w:t>
-      </w:r>
-      <w:r>
-        <w:rPr>
-          <w:color w:val="282C34"/>
-          <w:sz w:val="21"/>
-        </w:rPr>
-        <w:t>).</w:t>
+        <w:t>: In standard PMOS LDOs, the parasitic p-n body diode is oriented from Drain (V_OUT) to Source (V_IN).</w:t>
       </w:r>
     </w:p>
     <w:p>
@@ -2310,22 +1636,7 @@
           <w:color w:val="282C34"/>
           <w:sz w:val="21"/>
         </w:rPr>
-        <w:t xml:space="preserve">When </w:t>
-      </w:r>
-      <w:r>
-        <w:rPr>
-          <w:i/>
-          <w:color w:val="145AA0"/>
-          <w:sz w:val="21"/>
-        </w:rPr>
-        <w:t>V_{IN</w:t>
-      </w:r>
-      <w:r>
-        <w:rPr>
-          <w:color w:val="282C34"/>
-          <w:sz w:val="21"/>
-        </w:rPr>
-        <w:t xml:space="preserve"> collapses to ground, the body diode is </w:t>
+        <w:t xml:space="preserve">When V_IN collapses to ground, the body diode is </w:t>
       </w:r>
       <w:r>
         <w:rPr>
@@ -2354,22 +1665,7 @@
           <w:color w:val="282C34"/>
           <w:sz w:val="21"/>
         </w:rPr>
-        <w:t>In high-capacitance systems (</w:t>
-      </w:r>
-      <w:r>
-        <w:rPr>
-          <w:i/>
-          <w:color w:val="145AA0"/>
-          <w:sz w:val="21"/>
-        </w:rPr>
-        <w:t>C_{OUT ≥ 100\,µF</w:t>
-      </w:r>
-      <w:r>
-        <w:rPr>
-          <w:color w:val="282C34"/>
-          <w:sz w:val="21"/>
-        </w:rPr>
-        <w:t>), the discharge current exceeds tens of amperes, vaporizing internal metallization within microseconds.</w:t>
+        <w:t>In high-capacitance systems (C_OUT &gt;= 100 µF), the discharge current exceeds tens of amperes, vaporizing internal metallization within microseconds.</w:t>
       </w:r>
     </w:p>
     <w:p>
@@ -2404,67 +1700,7 @@
           <w:color w:val="282C34"/>
           <w:sz w:val="21"/>
         </w:rPr>
-        <w:t xml:space="preserve">: Advanced LDOs (e.g., TI TPS7A02, TPS7A39) continuously monitor </w:t>
-      </w:r>
-      <w:r>
-        <w:rPr>
-          <w:i/>
-          <w:color w:val="145AA0"/>
-          <w:sz w:val="21"/>
-        </w:rPr>
-        <w:t>V_{IN</w:t>
-      </w:r>
-      <w:r>
-        <w:rPr>
-          <w:color w:val="282C34"/>
-          <w:sz w:val="21"/>
-        </w:rPr>
-        <w:t xml:space="preserve"> and </w:t>
-      </w:r>
-      <w:r>
-        <w:rPr>
-          <w:i/>
-          <w:color w:val="145AA0"/>
-          <w:sz w:val="21"/>
-        </w:rPr>
-        <w:t>V_{OUT</w:t>
-      </w:r>
-      <w:r>
-        <w:rPr>
-          <w:color w:val="282C34"/>
-          <w:sz w:val="21"/>
-        </w:rPr>
-        <w:t xml:space="preserve">. When </w:t>
-      </w:r>
-      <w:r>
-        <w:rPr>
-          <w:i/>
-          <w:color w:val="145AA0"/>
-          <w:sz w:val="21"/>
-        </w:rPr>
-        <w:t>V_{OUT &gt; V_{IN + 10\,mV</w:t>
-      </w:r>
-      <w:r>
-        <w:rPr>
-          <w:color w:val="282C34"/>
-          <w:sz w:val="21"/>
-        </w:rPr>
-        <w:t xml:space="preserve">, internal circuitry instantly disconnects the substrate body tie or shuts down the pass gate, cutting reverse current to </w:t>
-      </w:r>
-      <w:r>
-        <w:rPr>
-          <w:i/>
-          <w:color w:val="145AA0"/>
-          <w:sz w:val="21"/>
-        </w:rPr>
-        <w:t>&lt; 100\,nA</w:t>
-      </w:r>
-      <w:r>
-        <w:rPr>
-          <w:color w:val="282C34"/>
-          <w:sz w:val="21"/>
-        </w:rPr>
-        <w:t>.</w:t>
+        <w:t>: Advanced LDOs (e.g., TI TPS7A02, TPS7A39) continuously monitor V_IN and V_OUT. When V_OUT &gt; V_IN + 10 mV, internal circuitry instantly disconnects the substrate body tie or shuts down the pass gate, cutting reverse current to &lt; 100 nA.</w:t>
       </w:r>
     </w:p>
     <w:p>
@@ -2486,37 +1722,7 @@
           <w:color w:val="282C34"/>
           <w:sz w:val="21"/>
         </w:rPr>
-        <w:t xml:space="preserve">: Placing a high-speed Schottky diode (BAT54, SS14) in reverse-parallel across the pass transistor (Cathode to </w:t>
-      </w:r>
-      <w:r>
-        <w:rPr>
-          <w:i/>
-          <w:color w:val="145AA0"/>
-          <w:sz w:val="21"/>
-        </w:rPr>
-        <w:t>V_{IN</w:t>
-      </w:r>
-      <w:r>
-        <w:rPr>
-          <w:color w:val="282C34"/>
-          <w:sz w:val="21"/>
-        </w:rPr>
-        <w:t xml:space="preserve">, Anode to </w:t>
-      </w:r>
-      <w:r>
-        <w:rPr>
-          <w:i/>
-          <w:color w:val="145AA0"/>
-          <w:sz w:val="21"/>
-        </w:rPr>
-        <w:t>V_{OUT</w:t>
-      </w:r>
-      <w:r>
-        <w:rPr>
-          <w:color w:val="282C34"/>
-          <w:sz w:val="21"/>
-        </w:rPr>
-        <w:t>) shunts discharge current around the silicon die.</w:t>
+        <w:t>: Placing a high-speed Schottky diode (BAT54, SS14) in reverse-parallel across the pass transistor (Cathode to V_IN, Anode to V_OUT) shunts discharge current around the silicon die.</w:t>
       </w:r>
     </w:p>
     <w:p>
@@ -2552,32 +1758,50 @@
         <w:t>When power is first applied to a power electronics board, uncharged output filter capacitors draw a huge inrush current:</w:t>
       </w:r>
     </w:p>
-    <w:p>
-      <w:pPr>
-        <w:spacing w:after="80"/>
-      </w:pPr>
-      <w:r>
-        <w:rPr>
-          <w:i/>
-          <w:color w:val="145AA0"/>
-          <w:sz w:val="21"/>
-        </w:rPr>
-      </w:r>
-      <w:r>
-        <w:rPr>
-          <w:color w:val="282C34"/>
-          <w:sz w:val="21"/>
-        </w:rPr>
-        <w:t>I_{inrush} = C_{OUT} \cdot \frac{dV_{OUT}}{dt}</w:t>
-      </w:r>
-      <w:r>
-        <w:rPr>
-          <w:i/>
-          <w:color w:val="145AA0"/>
-          <w:sz w:val="21"/>
-        </w:rPr>
-      </w:r>
-    </w:p>
+    <w:tbl>
+      <w:tblPr>
+        <w:tblW w:type="auto" w:w="0"/>
+        <w:jc w:val="center"/>
+        <w:tblLook w:firstColumn="1" w:firstRow="1" w:lastColumn="0" w:lastRow="0" w:noHBand="0" w:noVBand="1" w:val="04A0"/>
+      </w:tblPr>
+      <w:tblGrid>
+        <w:gridCol w:w="9792"/>
+      </w:tblGrid>
+      <w:tr>
+        <w:tc>
+          <w:tcPr>
+            <w:tcW w:type="dxa" w:w="9792"/>
+            <w:shd w:fill="F5F6F8"/>
+            <w:tcMar>
+              <w:top w:w="80" w:type="dxa"/>
+              <w:bottom w:w="80" w:type="dxa"/>
+              <w:left w:w="140" w:type="dxa"/>
+              <w:right w:w="140" w:type="dxa"/>
+            </w:tcMar>
+            <w:tcBorders>
+              <w:left w:val="single" w:sz="18" w:space="0" w:color="CBD5E0"/>
+              <w:top w:val="none"/>
+              <w:right w:val="none"/>
+              <w:bottom w:val="none"/>
+            </w:tcBorders>
+          </w:tcPr>
+          <w:p>
+            <w:pPr>
+              <w:spacing w:line="240" w:lineRule="auto" w:after="0"/>
+            </w:pPr>
+            <w:r>
+              <w:rPr>
+                <w:rFonts w:ascii="Consolas" w:hAnsi="Consolas"/>
+                <w:color w:val="2D3748"/>
+                <w:sz w:val="18"/>
+              </w:rPr>
+              <w:t>I_inrush = C_OUT * dV_OUT / dt</w:t>
+            </w:r>
+          </w:p>
+        </w:tc>
+      </w:tr>
+    </w:tbl>
+    <w:p/>
     <w:p>
       <w:pPr>
         <w:spacing w:after="80"/>
@@ -2587,65 +1811,53 @@
           <w:color w:val="282C34"/>
           <w:sz w:val="21"/>
         </w:rPr>
-        <w:t xml:space="preserve">Without controlled soft-start, charging </w:t>
-      </w:r>
-      <w:r>
-        <w:rPr>
-          <w:i/>
-          <w:color w:val="145AA0"/>
-          <w:sz w:val="21"/>
-        </w:rPr>
-        <w:t>200\,µF</w:t>
-      </w:r>
-      <w:r>
-        <w:rPr>
-          <w:color w:val="282C34"/>
-          <w:sz w:val="21"/>
-        </w:rPr>
-        <w:t xml:space="preserve"> of ceramic capacitance in </w:t>
-      </w:r>
-      <w:r>
-        <w:rPr>
-          <w:i/>
-          <w:color w:val="145AA0"/>
-          <w:sz w:val="21"/>
-        </w:rPr>
-        <w:t>50\,µs</w:t>
-      </w:r>
-      <w:r>
-        <w:rPr>
-          <w:color w:val="282C34"/>
-          <w:sz w:val="21"/>
-        </w:rPr>
-        <w:t xml:space="preserve"> demands:</w:t>
+        <w:t>Without controlled soft-start, charging 200 µF of ceramic capacitance in 50 µs demands:</w:t>
       </w:r>
     </w:p>
-    <w:p>
-      <w:pPr>
-        <w:spacing w:after="80"/>
-      </w:pPr>
-      <w:r>
-        <w:rPr>
-          <w:i/>
-          <w:color w:val="145AA0"/>
-          <w:sz w:val="21"/>
-        </w:rPr>
-      </w:r>
-      <w:r>
-        <w:rPr>
-          <w:color w:val="282C34"/>
-          <w:sz w:val="21"/>
-        </w:rPr>
-        <w:t>I_{inrush} = 200 \times 10^{-6} \cdot \frac{3.3}{50 \times 10^{-6}} = 13.2\,\text{A}!</w:t>
-      </w:r>
-      <w:r>
-        <w:rPr>
-          <w:i/>
-          <w:color w:val="145AA0"/>
-          <w:sz w:val="21"/>
-        </w:rPr>
-      </w:r>
-    </w:p>
+    <w:tbl>
+      <w:tblPr>
+        <w:tblW w:type="auto" w:w="0"/>
+        <w:jc w:val="center"/>
+        <w:tblLook w:firstColumn="1" w:firstRow="1" w:lastColumn="0" w:lastRow="0" w:noHBand="0" w:noVBand="1" w:val="04A0"/>
+      </w:tblPr>
+      <w:tblGrid>
+        <w:gridCol w:w="9792"/>
+      </w:tblGrid>
+      <w:tr>
+        <w:tc>
+          <w:tcPr>
+            <w:tcW w:type="dxa" w:w="9792"/>
+            <w:shd w:fill="F5F6F8"/>
+            <w:tcMar>
+              <w:top w:w="80" w:type="dxa"/>
+              <w:bottom w:w="80" w:type="dxa"/>
+              <w:left w:w="140" w:type="dxa"/>
+              <w:right w:w="140" w:type="dxa"/>
+            </w:tcMar>
+            <w:tcBorders>
+              <w:left w:val="single" w:sz="18" w:space="0" w:color="CBD5E0"/>
+              <w:top w:val="none"/>
+              <w:right w:val="none"/>
+              <w:bottom w:val="none"/>
+            </w:tcBorders>
+          </w:tcPr>
+          <w:p>
+            <w:pPr>
+              <w:spacing w:line="240" w:lineRule="auto" w:after="0"/>
+            </w:pPr>
+            <w:r>
+              <w:rPr>
+                <w:rFonts w:ascii="Consolas" w:hAnsi="Consolas"/>
+                <w:color w:val="2D3748"/>
+                <w:sz w:val="18"/>
+              </w:rPr>
+              <w:t>I_inrush = 200 * 10^-6 * 3.3 / (50 * 10^-6) = 13.2 A!</w:t>
+            </w:r>
+          </w:p>
+        </w:tc>
+      </w:tr>
+    </w:tbl>
+    <w:p/>
     <w:p>
       <w:pPr>
         <w:spacing w:after="80"/>
@@ -2668,24 +1880,7 @@
           <w:color w:val="282C34"/>
           <w:sz w:val="22"/>
         </w:rPr>
-        <w:t>Soft-Start Capacitor (</w:t>
-      </w:r>
-      <w:r>
-        <w:rPr>
-          <w:b/>
-          <w:i/>
-          <w:color w:val="145AA0"/>
-          <w:sz w:val="22"/>
-        </w:rPr>
-        <w:t>C_{SS</w:t>
-      </w:r>
-      <w:r>
-        <w:rPr>
-          <w:b/>
-          <w:color w:val="282C34"/>
-          <w:sz w:val="22"/>
-        </w:rPr>
-        <w:t>) Sizing:</w:t>
+        <w:t>Soft-Start Capacitor (C_SS) Sizing:</w:t>
       </w:r>
     </w:p>
     <w:p>
@@ -2712,76 +1907,97 @@
           <w:color w:val="282C34"/>
           <w:sz w:val="21"/>
         </w:rPr>
-        <w:t xml:space="preserve"> (Noise Reduction / Soft-Start) pin driven by an internal precision current source (</w:t>
-      </w:r>
-      <w:r>
-        <w:rPr>
-          <w:i/>
-          <w:color w:val="145AA0"/>
-          <w:sz w:val="21"/>
-        </w:rPr>
-        <w:t>I_{SS \approx 5\,µA \dots 10\,µA</w:t>
-      </w:r>
-      <w:r>
-        <w:rPr>
-          <w:color w:val="282C34"/>
-          <w:sz w:val="21"/>
-        </w:rPr>
-        <w:t>):</w:t>
+        <w:t xml:space="preserve"> (Noise Reduction / Soft-Start) pin driven by an internal precision current source (I_SS ≈ 5 µA ... 10 µA):</w:t>
       </w:r>
     </w:p>
-    <w:p>
-      <w:pPr>
-        <w:spacing w:after="80"/>
-      </w:pPr>
-      <w:r>
-        <w:rPr>
-          <w:i/>
-          <w:color w:val="145AA0"/>
-          <w:sz w:val="21"/>
-        </w:rPr>
-      </w:r>
-      <w:r>
-        <w:rPr>
-          <w:color w:val="282C34"/>
-          <w:sz w:val="21"/>
-        </w:rPr>
-        <w:t>t_{SS} = C_{SS} \cdot \frac{V_{REF}}{I_{SS}}</w:t>
-      </w:r>
-      <w:r>
-        <w:rPr>
-          <w:i/>
-          <w:color w:val="145AA0"/>
-          <w:sz w:val="21"/>
-        </w:rPr>
-      </w:r>
-    </w:p>
-    <w:p>
-      <w:pPr>
-        <w:spacing w:after="80"/>
-      </w:pPr>
-      <w:r>
-        <w:rPr>
-          <w:i/>
-          <w:color w:val="145AA0"/>
-          <w:sz w:val="21"/>
-        </w:rPr>
-      </w:r>
-      <w:r>
-        <w:rPr>
-          <w:color w:val="282C34"/>
-          <w:sz w:val="21"/>
-        </w:rPr>
-        <w:t>\frac{dV_{OUT}}{dt} = \frac{I_{SS}}{C_{SS}} \cdot \left(\frac{R_1 + R_2}{R_2}\right)</w:t>
-      </w:r>
-      <w:r>
-        <w:rPr>
-          <w:i/>
-          <w:color w:val="145AA0"/>
-          <w:sz w:val="21"/>
-        </w:rPr>
-      </w:r>
-    </w:p>
+    <w:tbl>
+      <w:tblPr>
+        <w:tblW w:type="auto" w:w="0"/>
+        <w:jc w:val="center"/>
+        <w:tblLook w:firstColumn="1" w:firstRow="1" w:lastColumn="0" w:lastRow="0" w:noHBand="0" w:noVBand="1" w:val="04A0"/>
+      </w:tblPr>
+      <w:tblGrid>
+        <w:gridCol w:w="9792"/>
+      </w:tblGrid>
+      <w:tr>
+        <w:tc>
+          <w:tcPr>
+            <w:tcW w:type="dxa" w:w="9792"/>
+            <w:shd w:fill="F5F6F8"/>
+            <w:tcMar>
+              <w:top w:w="80" w:type="dxa"/>
+              <w:bottom w:w="80" w:type="dxa"/>
+              <w:left w:w="140" w:type="dxa"/>
+              <w:right w:w="140" w:type="dxa"/>
+            </w:tcMar>
+            <w:tcBorders>
+              <w:left w:val="single" w:sz="18" w:space="0" w:color="CBD5E0"/>
+              <w:top w:val="none"/>
+              <w:right w:val="none"/>
+              <w:bottom w:val="none"/>
+            </w:tcBorders>
+          </w:tcPr>
+          <w:p>
+            <w:pPr>
+              <w:spacing w:line="240" w:lineRule="auto" w:after="0"/>
+            </w:pPr>
+            <w:r>
+              <w:rPr>
+                <w:rFonts w:ascii="Consolas" w:hAnsi="Consolas"/>
+                <w:color w:val="2D3748"/>
+                <w:sz w:val="18"/>
+              </w:rPr>
+              <w:t>t_SS = C_SS * V_REF / I_SS</w:t>
+            </w:r>
+          </w:p>
+        </w:tc>
+      </w:tr>
+    </w:tbl>
+    <w:p/>
+    <w:tbl>
+      <w:tblPr>
+        <w:tblW w:type="auto" w:w="0"/>
+        <w:jc w:val="center"/>
+        <w:tblLook w:firstColumn="1" w:firstRow="1" w:lastColumn="0" w:lastRow="0" w:noHBand="0" w:noVBand="1" w:val="04A0"/>
+      </w:tblPr>
+      <w:tblGrid>
+        <w:gridCol w:w="9792"/>
+      </w:tblGrid>
+      <w:tr>
+        <w:tc>
+          <w:tcPr>
+            <w:tcW w:type="dxa" w:w="9792"/>
+            <w:shd w:fill="F5F6F8"/>
+            <w:tcMar>
+              <w:top w:w="80" w:type="dxa"/>
+              <w:bottom w:w="80" w:type="dxa"/>
+              <w:left w:w="140" w:type="dxa"/>
+              <w:right w:w="140" w:type="dxa"/>
+            </w:tcMar>
+            <w:tcBorders>
+              <w:left w:val="single" w:sz="18" w:space="0" w:color="CBD5E0"/>
+              <w:top w:val="none"/>
+              <w:right w:val="none"/>
+              <w:bottom w:val="none"/>
+            </w:tcBorders>
+          </w:tcPr>
+          <w:p>
+            <w:pPr>
+              <w:spacing w:line="240" w:lineRule="auto" w:after="0"/>
+            </w:pPr>
+            <w:r>
+              <w:rPr>
+                <w:rFonts w:ascii="Consolas" w:hAnsi="Consolas"/>
+                <w:color w:val="2D3748"/>
+                <w:sz w:val="18"/>
+              </w:rPr>
+              <w:t>dV_OUT / dt = I_SS / C_SS * ((R_1 + R_2) / R_2)</w:t>
+            </w:r>
+          </w:p>
+        </w:tc>
+      </w:tr>
+    </w:tbl>
+    <w:p/>
     <w:p>
       <w:pPr>
         <w:spacing w:after="80"/>
@@ -2791,63 +2007,147 @@
           <w:color w:val="282C34"/>
           <w:sz w:val="21"/>
         </w:rPr>
-        <w:t xml:space="preserve">To ensure inrush current remains well beneath </w:t>
-      </w:r>
-      <w:r>
-        <w:rPr>
-          <w:i/>
-          <w:color w:val="145AA0"/>
-          <w:sz w:val="21"/>
-        </w:rPr>
-        <w:t>I_{limit</w:t>
-      </w:r>
-      <w:r>
-        <w:rPr>
-          <w:color w:val="282C34"/>
-          <w:sz w:val="21"/>
-        </w:rPr>
-        <w:t xml:space="preserve"> (e.g., </w:t>
-      </w:r>
-      <w:r>
-        <w:rPr>
-          <w:i/>
-          <w:color w:val="145AA0"/>
-          <w:sz w:val="21"/>
-        </w:rPr>
-        <w:t>I_{inrush ≤ 200\,mA</w:t>
-      </w:r>
-      <w:r>
-        <w:rPr>
-          <w:color w:val="282C34"/>
-          <w:sz w:val="21"/>
-        </w:rPr>
-        <w:t>):</w:t>
+        <w:t>To ensure inrush current remains well beneath I_limit (e.g., I_inrush &lt;= 200 mA):</w:t>
       </w:r>
     </w:p>
+    <w:tbl>
+      <w:tblPr>
+        <w:tblW w:type="auto" w:w="0"/>
+        <w:jc w:val="center"/>
+        <w:tblLook w:firstColumn="1" w:firstRow="1" w:lastColumn="0" w:lastRow="0" w:noHBand="0" w:noVBand="1" w:val="04A0"/>
+      </w:tblPr>
+      <w:tblGrid>
+        <w:gridCol w:w="9792"/>
+      </w:tblGrid>
+      <w:tr>
+        <w:tc>
+          <w:tcPr>
+            <w:tcW w:type="dxa" w:w="9792"/>
+            <w:shd w:fill="F5F6F8"/>
+            <w:tcMar>
+              <w:top w:w="80" w:type="dxa"/>
+              <w:bottom w:w="80" w:type="dxa"/>
+              <w:left w:w="140" w:type="dxa"/>
+              <w:right w:w="140" w:type="dxa"/>
+            </w:tcMar>
+            <w:tcBorders>
+              <w:left w:val="single" w:sz="18" w:space="0" w:color="CBD5E0"/>
+              <w:top w:val="none"/>
+              <w:right w:val="none"/>
+              <w:bottom w:val="none"/>
+            </w:tcBorders>
+          </w:tcPr>
+          <w:p>
+            <w:pPr>
+              <w:spacing w:line="240" w:lineRule="auto" w:after="0"/>
+            </w:pPr>
+            <w:r>
+              <w:rPr>
+                <w:rFonts w:ascii="Consolas" w:hAnsi="Consolas"/>
+                <w:color w:val="2D3748"/>
+                <w:sz w:val="18"/>
+              </w:rPr>
+              <w:t>C_SS &gt;= (C_OUT * V_OUT * I_SS) / (I_inrush(max) * V_REF)</w:t>
+            </w:r>
+          </w:p>
+        </w:tc>
+      </w:tr>
+    </w:tbl>
+    <w:p/>
     <w:p>
       <w:pPr>
         <w:spacing w:after="80"/>
       </w:pPr>
       <w:r>
         <w:rPr>
-          <w:i/>
-          <w:color w:val="145AA0"/>
+          <w:color w:val="282C34"/>
           <w:sz w:val="21"/>
         </w:rPr>
+        <w:t>Where:</w:t>
       </w:r>
+    </w:p>
+    <w:p>
+      <w:pPr>
+        <w:pStyle w:val="ListBullet"/>
+        <w:spacing w:after="40"/>
+        <w:ind w:left="360"/>
+      </w:pPr>
       <w:r>
         <w:rPr>
           <w:color w:val="282C34"/>
           <w:sz w:val="21"/>
         </w:rPr>
-        <w:t>C_{SS} \ge \frac{C_{OUT} \cdot V_{OUT} \cdot I_{SS}}{I_{inrush(max)} \cdot V_{REF}}</w:t>
+        <w:t>C_SS: Required soft-start capacitance (F)</w:t>
       </w:r>
+    </w:p>
+    <w:p>
+      <w:pPr>
+        <w:pStyle w:val="ListBullet"/>
+        <w:spacing w:after="40"/>
+        <w:ind w:left="360"/>
+      </w:pPr>
       <w:r>
         <w:rPr>
-          <w:i/>
-          <w:color w:val="145AA0"/>
+          <w:color w:val="282C34"/>
           <w:sz w:val="21"/>
         </w:rPr>
+        <w:t>C_OUT: Total output filter capacitance (F)</w:t>
+      </w:r>
+    </w:p>
+    <w:p>
+      <w:pPr>
+        <w:pStyle w:val="ListBullet"/>
+        <w:spacing w:after="40"/>
+        <w:ind w:left="360"/>
+      </w:pPr>
+      <w:r>
+        <w:rPr>
+          <w:color w:val="282C34"/>
+          <w:sz w:val="21"/>
+        </w:rPr>
+        <w:t>V_OUT: Target regulated output voltage (V)</w:t>
+      </w:r>
+    </w:p>
+    <w:p>
+      <w:pPr>
+        <w:pStyle w:val="ListBullet"/>
+        <w:spacing w:after="40"/>
+        <w:ind w:left="360"/>
+      </w:pPr>
+      <w:r>
+        <w:rPr>
+          <w:color w:val="282C34"/>
+          <w:sz w:val="21"/>
+        </w:rPr>
+        <w:t>I_SS: Internal soft-start charging current (A)</w:t>
+      </w:r>
+    </w:p>
+    <w:p>
+      <w:pPr>
+        <w:pStyle w:val="ListBullet"/>
+        <w:spacing w:after="40"/>
+        <w:ind w:left="360"/>
+      </w:pPr>
+      <w:r>
+        <w:rPr>
+          <w:color w:val="282C34"/>
+          <w:sz w:val="21"/>
+        </w:rPr>
+        <w:t>I_inrush(max): Maximum permissible peak inrush current (A)</w:t>
+      </w:r>
+    </w:p>
+    <w:p>
+      <w:pPr>
+        <w:pStyle w:val="ListBullet"/>
+        <w:spacing w:after="40"/>
+        <w:ind w:left="360"/>
+      </w:pPr>
+      <w:r>
+        <w:rPr>
+          <w:color w:val="282C34"/>
+          <w:sz w:val="21"/>
+        </w:rPr>
+        <w:t>V_REF: Internal bandgap reference voltage (V)</w:t>
       </w:r>
     </w:p>
     <w:p>
@@ -2867,37 +2167,7 @@
           <w:color w:val="282C34"/>
           <w:sz w:val="21"/>
         </w:rPr>
-        <w:t xml:space="preserve">: </w:t>
-      </w:r>
-      <w:r>
-        <w:rPr>
-          <w:i/>
-          <w:color w:val="145AA0"/>
-          <w:sz w:val="21"/>
-        </w:rPr>
-        <w:t>10\,nF \dots 100\,nF</w:t>
-      </w:r>
-      <w:r>
-        <w:rPr>
-          <w:color w:val="282C34"/>
-          <w:sz w:val="21"/>
-        </w:rPr>
-        <w:t xml:space="preserve"> ceramic capacitor yields a smooth </w:t>
-      </w:r>
-      <w:r>
-        <w:rPr>
-          <w:i/>
-          <w:color w:val="145AA0"/>
-          <w:sz w:val="21"/>
-        </w:rPr>
-        <w:t>5\,ms \dots 20\,ms</w:t>
-      </w:r>
-      <w:r>
-        <w:rPr>
-          <w:color w:val="282C34"/>
-          <w:sz w:val="21"/>
-        </w:rPr>
-        <w:t xml:space="preserve"> monotonic ramp.</w:t>
+        <w:t>: 10 nF ... 100 nF ceramic capacitor yields a smooth 5 ms ... 20 ms monotonic ramp.</w:t>
       </w:r>
     </w:p>
     <w:p>
@@ -3014,80 +2284,53 @@
           <w:color w:val="282C34"/>
           <w:sz w:val="21"/>
         </w:rPr>
-        <w:t xml:space="preserve">: Holds current clamped at </w:t>
-      </w:r>
-      <w:r>
-        <w:rPr>
-          <w:i/>
-          <w:color w:val="145AA0"/>
-          <w:sz w:val="21"/>
-        </w:rPr>
-        <w:t>I_{limit</w:t>
-      </w:r>
-      <w:r>
-        <w:rPr>
-          <w:color w:val="282C34"/>
-          <w:sz w:val="21"/>
-        </w:rPr>
-        <w:t xml:space="preserve"> regardless of output voltage. During a direct short circuit to GND (</w:t>
-      </w:r>
-      <w:r>
-        <w:rPr>
-          <w:i/>
-          <w:color w:val="145AA0"/>
-          <w:sz w:val="21"/>
-        </w:rPr>
-        <w:t>V_{OUT = 0\,V</w:t>
-      </w:r>
-      <w:r>
-        <w:rPr>
-          <w:color w:val="282C34"/>
-          <w:sz w:val="21"/>
-        </w:rPr>
-        <w:t>), the pass transistor drops the entire input voltage (</w:t>
-      </w:r>
-      <w:r>
-        <w:rPr>
-          <w:i/>
-          <w:color w:val="145AA0"/>
-          <w:sz w:val="21"/>
-        </w:rPr>
-        <w:t>V_{DS = V_{IN</w:t>
-      </w:r>
-      <w:r>
-        <w:rPr>
-          <w:color w:val="282C34"/>
-          <w:sz w:val="21"/>
-        </w:rPr>
-        <w:t>):</w:t>
+        <w:t>: Holds current clamped at I_limit regardless of output voltage. During a direct short circuit to GND (V_OUT = 0 V), the pass transistor drops the entire input voltage (V_DS = V_IN):</w:t>
       </w:r>
     </w:p>
-    <w:p>
-      <w:pPr>
-        <w:spacing w:after="80"/>
-      </w:pPr>
-      <w:r>
-        <w:rPr>
-          <w:i/>
-          <w:color w:val="145AA0"/>
-          <w:sz w:val="21"/>
-        </w:rPr>
-      </w:r>
-      <w:r>
-        <w:rPr>
-          <w:color w:val="282C34"/>
-          <w:sz w:val="21"/>
-        </w:rPr>
-        <w:t>P_{dissipated(short)} = V_{IN} \times I_{limit}</w:t>
-      </w:r>
-      <w:r>
-        <w:rPr>
-          <w:i/>
-          <w:color w:val="145AA0"/>
-          <w:sz w:val="21"/>
-        </w:rPr>
-      </w:r>
-    </w:p>
+    <w:tbl>
+      <w:tblPr>
+        <w:tblW w:type="auto" w:w="0"/>
+        <w:jc w:val="center"/>
+        <w:tblLook w:firstColumn="1" w:firstRow="1" w:lastColumn="0" w:lastRow="0" w:noHBand="0" w:noVBand="1" w:val="04A0"/>
+      </w:tblPr>
+      <w:tblGrid>
+        <w:gridCol w:w="9792"/>
+      </w:tblGrid>
+      <w:tr>
+        <w:tc>
+          <w:tcPr>
+            <w:tcW w:type="dxa" w:w="9792"/>
+            <w:shd w:fill="F5F6F8"/>
+            <w:tcMar>
+              <w:top w:w="80" w:type="dxa"/>
+              <w:bottom w:w="80" w:type="dxa"/>
+              <w:left w:w="140" w:type="dxa"/>
+              <w:right w:w="140" w:type="dxa"/>
+            </w:tcMar>
+            <w:tcBorders>
+              <w:left w:val="single" w:sz="18" w:space="0" w:color="CBD5E0"/>
+              <w:top w:val="none"/>
+              <w:right w:val="none"/>
+              <w:bottom w:val="none"/>
+            </w:tcBorders>
+          </w:tcPr>
+          <w:p>
+            <w:pPr>
+              <w:spacing w:line="240" w:lineRule="auto" w:after="0"/>
+            </w:pPr>
+            <w:r>
+              <w:rPr>
+                <w:rFonts w:ascii="Consolas" w:hAnsi="Consolas"/>
+                <w:color w:val="2D3748"/>
+                <w:sz w:val="18"/>
+              </w:rPr>
+              <w:t>P_dissipated(short) = V_IN * I_limit</w:t>
+            </w:r>
+          </w:p>
+        </w:tc>
+      </w:tr>
+    </w:tbl>
+    <w:p/>
     <w:p>
       <w:pPr>
         <w:spacing w:after="80"/>
@@ -3097,52 +2340,7 @@
           <w:color w:val="282C34"/>
           <w:sz w:val="21"/>
         </w:rPr>
-        <w:t xml:space="preserve">In a </w:t>
-      </w:r>
-      <w:r>
-        <w:rPr>
-          <w:i/>
-          <w:color w:val="145AA0"/>
-          <w:sz w:val="21"/>
-        </w:rPr>
-        <w:t>24\,V</w:t>
-      </w:r>
-      <w:r>
-        <w:rPr>
-          <w:color w:val="282C34"/>
-          <w:sz w:val="21"/>
-        </w:rPr>
-        <w:t xml:space="preserve"> industrial system with </w:t>
-      </w:r>
-      <w:r>
-        <w:rPr>
-          <w:i/>
-          <w:color w:val="145AA0"/>
-          <w:sz w:val="21"/>
-        </w:rPr>
-        <w:t>I_{limit = 1.0\,A</w:t>
-      </w:r>
-      <w:r>
-        <w:rPr>
-          <w:color w:val="282C34"/>
-          <w:sz w:val="21"/>
-        </w:rPr>
-        <w:t xml:space="preserve">, the IC must dissipate </w:t>
-      </w:r>
-      <w:r>
-        <w:rPr>
-          <w:i/>
-          <w:color w:val="145AA0"/>
-          <w:sz w:val="21"/>
-        </w:rPr>
-        <w:t>24\,W</w:t>
-      </w:r>
-      <w:r>
-        <w:rPr>
-          <w:color w:val="282C34"/>
-          <w:sz w:val="21"/>
-        </w:rPr>
-        <w:t>, rapidly triggering thermal shutdown or catastrophic package rupture!</w:t>
+        <w:t>In a 24 V industrial system with I_limit = 1.0 A, the IC must dissipate 24 W, rapidly triggering thermal shutdown or catastrophic package rupture!</w:t>
       </w:r>
     </w:p>
     <w:p>
@@ -3164,50 +2362,53 @@
           <w:color w:val="282C34"/>
           <w:sz w:val="21"/>
         </w:rPr>
-        <w:t xml:space="preserve">: Actively scales down the allowable current as </w:t>
-      </w:r>
-      <w:r>
-        <w:rPr>
-          <w:i/>
-          <w:color w:val="145AA0"/>
-          <w:sz w:val="21"/>
-        </w:rPr>
-        <w:t>V_{OUT</w:t>
-      </w:r>
-      <w:r>
-        <w:rPr>
-          <w:color w:val="282C34"/>
-          <w:sz w:val="21"/>
-        </w:rPr>
-        <w:t xml:space="preserve"> collapses toward zero:</w:t>
+        <w:t>: Actively scales down the allowable current as V_OUT collapses toward zero:</w:t>
       </w:r>
     </w:p>
-    <w:p>
-      <w:pPr>
-        <w:spacing w:after="80"/>
-      </w:pPr>
-      <w:r>
-        <w:rPr>
-          <w:i/>
-          <w:color w:val="145AA0"/>
-          <w:sz w:val="21"/>
-        </w:rPr>
-      </w:r>
-      <w:r>
-        <w:rPr>
-          <w:color w:val="282C34"/>
-          <w:sz w:val="21"/>
-        </w:rPr>
-        <w:t>I_{short} \approx 0.1 \dots 0.25 \times I_{limit}</w:t>
-      </w:r>
-      <w:r>
-        <w:rPr>
-          <w:i/>
-          <w:color w:val="145AA0"/>
-          <w:sz w:val="21"/>
-        </w:rPr>
-      </w:r>
-    </w:p>
+    <w:tbl>
+      <w:tblPr>
+        <w:tblW w:type="auto" w:w="0"/>
+        <w:jc w:val="center"/>
+        <w:tblLook w:firstColumn="1" w:firstRow="1" w:lastColumn="0" w:lastRow="0" w:noHBand="0" w:noVBand="1" w:val="04A0"/>
+      </w:tblPr>
+      <w:tblGrid>
+        <w:gridCol w:w="9792"/>
+      </w:tblGrid>
+      <w:tr>
+        <w:tc>
+          <w:tcPr>
+            <w:tcW w:type="dxa" w:w="9792"/>
+            <w:shd w:fill="F5F6F8"/>
+            <w:tcMar>
+              <w:top w:w="80" w:type="dxa"/>
+              <w:bottom w:w="80" w:type="dxa"/>
+              <w:left w:w="140" w:type="dxa"/>
+              <w:right w:w="140" w:type="dxa"/>
+            </w:tcMar>
+            <w:tcBorders>
+              <w:left w:val="single" w:sz="18" w:space="0" w:color="CBD5E0"/>
+              <w:top w:val="none"/>
+              <w:right w:val="none"/>
+              <w:bottom w:val="none"/>
+            </w:tcBorders>
+          </w:tcPr>
+          <w:p>
+            <w:pPr>
+              <w:spacing w:line="240" w:lineRule="auto" w:after="0"/>
+            </w:pPr>
+            <w:r>
+              <w:rPr>
+                <w:rFonts w:ascii="Consolas" w:hAnsi="Consolas"/>
+                <w:color w:val="2D3748"/>
+                <w:sz w:val="18"/>
+              </w:rPr>
+              <w:t>I_short ≈ 0.1 ... 0.25 * I_limit</w:t>
+            </w:r>
+          </w:p>
+        </w:tc>
+      </w:tr>
+    </w:tbl>
+    <w:p/>
     <w:p>
       <w:pPr>
         <w:spacing w:after="80"/>
@@ -3217,22 +2418,7 @@
           <w:color w:val="282C34"/>
           <w:sz w:val="21"/>
         </w:rPr>
-        <w:t xml:space="preserve">Short-circuit power drops to </w:t>
-      </w:r>
-      <w:r>
-        <w:rPr>
-          <w:i/>
-          <w:color w:val="145AA0"/>
-          <w:sz w:val="21"/>
-        </w:rPr>
-        <w:t>P_{D = 24\,V × 0.15\,A = 3.6\,W</w:t>
-      </w:r>
-      <w:r>
-        <w:rPr>
-          <w:color w:val="282C34"/>
-          <w:sz w:val="21"/>
-        </w:rPr>
-        <w:t>, preserving the pass transistor indefinitely until the fault is cleared.</w:t>
+        <w:t>Short-circuit power drops to P_D = 24 V * 0.15 A = 3.6 W, preserving the pass transistor indefinitely until the fault is cleared.</w:t>
       </w:r>
     </w:p>
     <w:p>
@@ -3438,24 +2624,7 @@
                 <w:color w:val="FFFFFF"/>
                 <w:sz w:val="19"/>
               </w:rPr>
-              <w:t xml:space="preserve">NMOS with External </w:t>
-            </w:r>
-            <w:r>
-              <w:rPr>
-                <w:b/>
-                <w:i/>
-                <w:color w:val="145AA0"/>
-                <w:sz w:val="19"/>
-              </w:rPr>
-              <w:t>V_{BIAS</w:t>
-            </w:r>
-            <w:r>
-              <w:rPr>
-                <w:b/>
-                <w:color w:val="FFFFFF"/>
-                <w:sz w:val="19"/>
-              </w:rPr>
-              <w:t xml:space="preserve"> Rail</w:t>
+              <w:t>NMOS with External V_BIAS Rail</w:t>
             </w:r>
           </w:p>
         </w:tc>
@@ -3635,22 +2804,7 @@
                 <w:color w:val="282C34"/>
                 <w:sz w:val="18"/>
               </w:rPr>
-              <w:t>High (</w:t>
-            </w:r>
-            <w:r>
-              <w:rPr>
-                <w:i/>
-                <w:color w:val="145AA0"/>
-                <w:sz w:val="18"/>
-              </w:rPr>
-              <w:t>r_o \approx 50\,\Omega \dots 500\,\Omega</w:t>
-            </w:r>
-            <w:r>
-              <w:rPr>
-                <w:color w:val="282C34"/>
-                <w:sz w:val="18"/>
-              </w:rPr>
-              <w:t>)</w:t>
+              <w:t>High (r_o ≈ 50 Ω ... 500 Ω)</w:t>
             </w:r>
           </w:p>
         </w:tc>
@@ -3676,7 +2830,7 @@
                 <w:color w:val="282C34"/>
                 <w:sz w:val="18"/>
               </w:rPr>
-              <w:t>Extremely Low ($1 / g_m \approx 0.1\,\Omega$)</w:t>
+              <w:t>Extremely Low (1 / g_m ≈ 0.1 Ω)</w:t>
             </w:r>
           </w:p>
         </w:tc>
@@ -3702,7 +2856,7 @@
                 <w:color w:val="282C34"/>
                 <w:sz w:val="18"/>
               </w:rPr>
-              <w:t>Extremely Low ($1 / g_m \approx 0.1\,\Omega$)</w:t>
+              <w:t>Extremely Low (1 / g_m ≈ 0.1 Ω)</w:t>
             </w:r>
           </w:p>
         </w:tc>
@@ -3830,7 +2984,7 @@
                 <w:color w:val="282C34"/>
                 <w:sz w:val="18"/>
               </w:rPr>
-              <w:t>Dropout Voltage ($V_{DO}$)</w:t>
+              <w:t>Dropout Voltage (V_DO)</w:t>
             </w:r>
           </w:p>
         </w:tc>
@@ -3852,33 +3006,10 @@
             </w:pPr>
             <w:r>
               <w:rPr>
-                <w:i/>
-                <w:color w:val="145AA0"/>
-                <w:sz w:val="18"/>
-              </w:rPr>
-              <w:t>I_{LOAD \cdot R_{DS(on)</w:t>
-            </w:r>
-            <w:r>
-              <w:rPr>
                 <w:color w:val="282C34"/>
                 <w:sz w:val="18"/>
               </w:rPr>
-              <w:t xml:space="preserve"> (</w:t>
-            </w:r>
-            <w:r>
-              <w:rPr>
-                <w:i/>
-                <w:color w:val="145AA0"/>
-                <w:sz w:val="18"/>
-              </w:rPr>
-              <w:t>100-300\,mV</w:t>
-            </w:r>
-            <w:r>
-              <w:rPr>
-                <w:color w:val="282C34"/>
-                <w:sz w:val="18"/>
-              </w:rPr>
-              <w:t>)</w:t>
+              <w:t>I_LOAD * R_DS(on) (100-300 mV)</w:t>
             </w:r>
           </w:p>
         </w:tc>
@@ -3904,7 +3035,7 @@
                 <w:color w:val="282C34"/>
                 <w:sz w:val="18"/>
               </w:rPr>
-              <w:t>Ultra-Low ($30\,\text{mV} \dots 80\,\text{mV}$)</w:t>
+              <w:t>Ultra-Low (30 mV ... 80 mV)</w:t>
             </w:r>
           </w:p>
         </w:tc>
@@ -3930,7 +3061,7 @@
                 <w:color w:val="282C34"/>
                 <w:sz w:val="18"/>
               </w:rPr>
-              <w:t>Ultra-Low ($50\,\text{mV} \dots 100\,\text{mV}$)</w:t>
+              <w:t>Ultra-Low (50 mV ... 100 mV)</w:t>
             </w:r>
           </w:p>
         </w:tc>
@@ -4005,15 +3136,7 @@
                 <w:color w:val="282C34"/>
                 <w:sz w:val="18"/>
               </w:rPr>
-              <w:t xml:space="preserve">Requires auxiliary </w:t>
-            </w:r>
-            <w:r>
-              <w:rPr>
-                <w:i/>
-                <w:color w:val="145AA0"/>
-                <w:sz w:val="18"/>
-              </w:rPr>
-              <w:t>V_{BIAS ≥ V_{OUT + 1.5V</w:t>
+              <w:t>Requires auxiliary V_BIAS &gt;= V_OUT + 1.5V</w:t>
             </w:r>
           </w:p>
         </w:tc>
@@ -4193,22 +3316,7 @@
                 <w:color w:val="282C34"/>
                 <w:sz w:val="18"/>
               </w:rPr>
-              <w:t>Inherent (</w:t>
-            </w:r>
-            <w:r>
-              <w:rPr>
-                <w:i/>
-                <w:color w:val="145AA0"/>
-                <w:sz w:val="18"/>
-              </w:rPr>
-              <w:t>V_{OUT \rightarrow V_{IN</w:t>
-            </w:r>
-            <w:r>
-              <w:rPr>
-                <w:color w:val="282C34"/>
-                <w:sz w:val="18"/>
-              </w:rPr>
-              <w:t>)</w:t>
+              <w:t>Inherent (V_OUT -&gt; V_IN)</w:t>
             </w:r>
           </w:p>
         </w:tc>
@@ -4309,22 +3417,7 @@
                 <w:color w:val="282C34"/>
                 <w:sz w:val="18"/>
               </w:rPr>
-              <w:t xml:space="preserve">High-side DC disconnects, </w:t>
-            </w:r>
-            <w:r>
-              <w:rPr>
-                <w:i/>
-                <w:color w:val="145AA0"/>
-                <w:sz w:val="18"/>
-              </w:rPr>
-              <w:t>3.3V/5V</w:t>
-            </w:r>
-            <w:r>
-              <w:rPr>
-                <w:color w:val="282C34"/>
-                <w:sz w:val="18"/>
-              </w:rPr>
-              <w:t xml:space="preserve"> rails</w:t>
+              <w:t>High-side DC disconnects, 3.3V/5V rails</w:t>
             </w:r>
           </w:p>
         </w:tc>
@@ -4350,7 +3443,7 @@
                 <w:color w:val="282C34"/>
                 <w:sz w:val="18"/>
               </w:rPr>
-              <w:t>Low-voltage high-current Core rails ($0.8\text{V}-1.2\text{V}$)</w:t>
+              <w:t>Low-voltage high-current Core rails (0.8V-1.2V)</w:t>
             </w:r>
           </w:p>
         </w:tc>
@@ -4442,22 +3535,7 @@
                 <w:color w:val="282C34"/>
                 <w:sz w:val="20"/>
               </w:rPr>
-              <w:t xml:space="preserve">: For sub-1.5V rails powering DSPs, FPGAs, and microprocessors drawing </w:t>
-            </w:r>
-            <w:r>
-              <w:rPr>
-                <w:i/>
-                <w:color w:val="145AA0"/>
-                <w:sz w:val="20"/>
-              </w:rPr>
-              <w:t>&gt; 2\,A</w:t>
-            </w:r>
-            <w:r>
-              <w:rPr>
-                <w:color w:val="282C34"/>
-                <w:sz w:val="20"/>
-              </w:rPr>
-              <w:t xml:space="preserve">, </w:t>
+              <w:t xml:space="preserve">: For sub-1.5V rails powering DSPs, FPGAs, and microprocessors drawing &gt; 2 A, </w:t>
             </w:r>
             <w:r>
               <w:rPr>
@@ -4465,7 +3543,7 @@
                 <w:color w:val="282C34"/>
                 <w:sz w:val="20"/>
               </w:rPr>
-              <w:t>NMOS LDOs with auxiliary $V_{BIAS}$</w:t>
+              <w:t>NMOS LDOs with auxiliary V_BIAS</w:t>
             </w:r>
             <w:r>
               <w:rPr>
@@ -4509,67 +3587,7 @@
           <w:color w:val="282C34"/>
           <w:sz w:val="21"/>
         </w:rPr>
-        <w:t xml:space="preserve">Below is a complete, production-grade hardware implementation schematic for an industrial </w:t>
-      </w:r>
-      <w:r>
-        <w:rPr>
-          <w:i/>
-          <w:color w:val="145AA0"/>
-          <w:sz w:val="21"/>
-        </w:rPr>
-        <w:t>24\,V</w:t>
-      </w:r>
-      <w:r>
-        <w:rPr>
-          <w:color w:val="282C34"/>
-          <w:sz w:val="21"/>
-        </w:rPr>
-        <w:t xml:space="preserve"> inverter control board. The circuit takes raw </w:t>
-      </w:r>
-      <w:r>
-        <w:rPr>
-          <w:i/>
-          <w:color w:val="145AA0"/>
-          <w:sz w:val="21"/>
-        </w:rPr>
-        <w:t>+24\,V</w:t>
-      </w:r>
-      <w:r>
-        <w:rPr>
-          <w:color w:val="282C34"/>
-          <w:sz w:val="21"/>
-        </w:rPr>
-        <w:t xml:space="preserve"> DC industrial bus power, steps it down via a high-efficiency synchronous buck converter to </w:t>
-      </w:r>
-      <w:r>
-        <w:rPr>
-          <w:i/>
-          <w:color w:val="145AA0"/>
-          <w:sz w:val="21"/>
-        </w:rPr>
-        <w:t>+3.8\,V</w:t>
-      </w:r>
-      <w:r>
-        <w:rPr>
-          <w:color w:val="282C34"/>
-          <w:sz w:val="21"/>
-        </w:rPr>
-        <w:t xml:space="preserve">, filters it through a ferrite bead Pi-network, and regulates it via an ultra-low-noise, high-PSRR LDO to </w:t>
-      </w:r>
-      <w:r>
-        <w:rPr>
-          <w:i/>
-          <w:color w:val="145AA0"/>
-          <w:sz w:val="21"/>
-        </w:rPr>
-        <w:t>+3.3\,V</w:t>
-      </w:r>
-      <w:r>
-        <w:rPr>
-          <w:color w:val="282C34"/>
-          <w:sz w:val="21"/>
-        </w:rPr>
-        <w:t xml:space="preserve"> for motor phase-current shunt ADCs:</w:t>
+        <w:t>Below is a complete, production-grade hardware implementation schematic for an industrial 24 V inverter control board. The circuit takes raw +24 V DC industrial bus power, steps it down via a high-efficiency synchronous buck converter to +3.8 V, filters it through a ferrite bead Pi-network, and regulates it via an ultra-low-noise, high-PSRR LDO to +3.3 V for motor phase-current shunt ADCs:</w:t>
       </w:r>
     </w:p>
     <w:tbl>
@@ -4758,82 +3776,7 @@
           <w:color w:val="282C34"/>
           <w:sz w:val="21"/>
         </w:rPr>
-        <w:t xml:space="preserve">: Operates at </w:t>
-      </w:r>
-      <w:r>
-        <w:rPr>
-          <w:i/>
-          <w:color w:val="145AA0"/>
-          <w:sz w:val="21"/>
-        </w:rPr>
-        <w:t>400\,kHz</w:t>
-      </w:r>
-      <w:r>
-        <w:rPr>
-          <w:color w:val="282C34"/>
-          <w:sz w:val="21"/>
-        </w:rPr>
-        <w:t xml:space="preserve"> to step down </w:t>
-      </w:r>
-      <w:r>
-        <w:rPr>
-          <w:i/>
-          <w:color w:val="145AA0"/>
-          <w:sz w:val="21"/>
-        </w:rPr>
-        <w:t>24\,V \rightarrow 3.8\,V</w:t>
-      </w:r>
-      <w:r>
-        <w:rPr>
-          <w:color w:val="282C34"/>
-          <w:sz w:val="21"/>
-        </w:rPr>
-        <w:t xml:space="preserve"> at </w:t>
-      </w:r>
-      <w:r>
-        <w:rPr>
-          <w:i/>
-          <w:color w:val="145AA0"/>
-          <w:sz w:val="21"/>
-        </w:rPr>
-        <w:t>91\%</w:t>
-      </w:r>
-      <w:r>
-        <w:rPr>
-          <w:color w:val="282C34"/>
-          <w:sz w:val="21"/>
-        </w:rPr>
-        <w:t xml:space="preserve"> efficiency, dissipating only </w:t>
-      </w:r>
-      <w:r>
-        <w:rPr>
-          <w:i/>
-          <w:color w:val="145AA0"/>
-          <w:sz w:val="21"/>
-        </w:rPr>
-        <w:t>170\,mW</w:t>
-      </w:r>
-      <w:r>
-        <w:rPr>
-          <w:color w:val="282C34"/>
-          <w:sz w:val="21"/>
-        </w:rPr>
-        <w:t xml:space="preserve"> under </w:t>
-      </w:r>
-      <w:r>
-        <w:rPr>
-          <w:i/>
-          <w:color w:val="145AA0"/>
-          <w:sz w:val="21"/>
-        </w:rPr>
-        <w:t>500\,mA</w:t>
-      </w:r>
-      <w:r>
-        <w:rPr>
-          <w:color w:val="282C34"/>
-          <w:sz w:val="21"/>
-        </w:rPr>
-        <w:t xml:space="preserve"> load.</w:t>
+        <w:t>: Operates at 400 kHz to step down 24 V -&gt; 3.8 V at 91\% efficiency, dissipating only 170 mW under 500 mA load.</w:t>
       </w:r>
     </w:p>
     <w:p>
@@ -4855,97 +3798,7 @@
           <w:color w:val="282C34"/>
           <w:sz w:val="21"/>
         </w:rPr>
-        <w:t xml:space="preserve">: Provides </w:t>
-      </w:r>
-      <w:r>
-        <w:rPr>
-          <w:i/>
-          <w:color w:val="145AA0"/>
-          <w:sz w:val="21"/>
-        </w:rPr>
-        <w:t>600\,\Omega</w:t>
-      </w:r>
-      <w:r>
-        <w:rPr>
-          <w:color w:val="282C34"/>
-          <w:sz w:val="21"/>
-        </w:rPr>
-        <w:t xml:space="preserve"> impedance at </w:t>
-      </w:r>
-      <w:r>
-        <w:rPr>
-          <w:i/>
-          <w:color w:val="145AA0"/>
-          <w:sz w:val="21"/>
-        </w:rPr>
-        <w:t>100\,MHz</w:t>
-      </w:r>
-      <w:r>
-        <w:rPr>
-          <w:color w:val="282C34"/>
-          <w:sz w:val="21"/>
-        </w:rPr>
-        <w:t xml:space="preserve"> and </w:t>
-      </w:r>
-      <w:r>
-        <w:rPr>
-          <w:i/>
-          <w:color w:val="145AA0"/>
-          <w:sz w:val="21"/>
-        </w:rPr>
-        <w:t>&gt; 80\,\Omega</w:t>
-      </w:r>
-      <w:r>
-        <w:rPr>
-          <w:color w:val="282C34"/>
-          <w:sz w:val="21"/>
-        </w:rPr>
-        <w:t xml:space="preserve"> at </w:t>
-      </w:r>
-      <w:r>
-        <w:rPr>
-          <w:i/>
-          <w:color w:val="145AA0"/>
-          <w:sz w:val="21"/>
-        </w:rPr>
-        <w:t>400\,kHz</w:t>
-      </w:r>
-      <w:r>
-        <w:rPr>
-          <w:color w:val="282C34"/>
-          <w:sz w:val="21"/>
-        </w:rPr>
-        <w:t xml:space="preserve">, forming a two-pole low-pass filter with </w:t>
-      </w:r>
-      <w:r>
-        <w:rPr>
-          <w:i/>
-          <w:color w:val="145AA0"/>
-          <w:sz w:val="21"/>
-        </w:rPr>
-        <w:t>C_{PI2</w:t>
-      </w:r>
-      <w:r>
-        <w:rPr>
-          <w:color w:val="282C34"/>
-          <w:sz w:val="21"/>
-        </w:rPr>
-        <w:t xml:space="preserve"> to attenuate Buck switching spikes by </w:t>
-      </w:r>
-      <w:r>
-        <w:rPr>
-          <w:i/>
-          <w:color w:val="145AA0"/>
-          <w:sz w:val="21"/>
-        </w:rPr>
-        <w:t>&gt; 35\,dB</w:t>
-      </w:r>
-      <w:r>
-        <w:rPr>
-          <w:color w:val="282C34"/>
-          <w:sz w:val="21"/>
-        </w:rPr>
-        <w:t xml:space="preserve"> before they enter the LDO.</w:t>
+        <w:t>: Provides 600 Ω impedance at 100 MHz and &gt; 80 Ω at 400 kHz, forming a two-pole low-pass filter with C_PI2 to attenuate Buck switching spikes by &gt; 35 dB before they enter the LDO.</w:t>
       </w:r>
     </w:p>
     <w:p>
@@ -4967,52 +3820,7 @@
           <w:color w:val="282C34"/>
           <w:sz w:val="21"/>
         </w:rPr>
-        <w:t xml:space="preserve">: Operates with a headroom of </w:t>
-      </w:r>
-      <w:r>
-        <w:rPr>
-          <w:i/>
-          <w:color w:val="145AA0"/>
-          <w:sz w:val="21"/>
-        </w:rPr>
-        <w:t>V_{IN - V_{OUT = 3.8\,V - 3.3\,V = 500\,mV</w:t>
-      </w:r>
-      <w:r>
-        <w:rPr>
-          <w:color w:val="282C34"/>
-          <w:sz w:val="21"/>
-        </w:rPr>
-        <w:t xml:space="preserve">. At </w:t>
-      </w:r>
-      <w:r>
-        <w:rPr>
-          <w:i/>
-          <w:color w:val="145AA0"/>
-          <w:sz w:val="21"/>
-        </w:rPr>
-        <w:t>500\,mA</w:t>
-      </w:r>
-      <w:r>
-        <w:rPr>
-          <w:color w:val="282C34"/>
-          <w:sz w:val="21"/>
-        </w:rPr>
-        <w:t xml:space="preserve">, LDO power dissipation is </w:t>
-      </w:r>
-      <w:r>
-        <w:rPr>
-          <w:i/>
-          <w:color w:val="145AA0"/>
-          <w:sz w:val="21"/>
-        </w:rPr>
-        <w:t>P_D = 0.5\,V × 0.5\,A = 250\,mW</w:t>
-      </w:r>
-      <w:r>
-        <w:rPr>
-          <w:color w:val="282C34"/>
-          <w:sz w:val="21"/>
-        </w:rPr>
-        <w:t>, requiring no external heatsink.</w:t>
+        <w:t>: Operates with a headroom of V_IN - V_OUT = 3.8 V - 3.3 V = 500 mV. At 500 mA, LDO power dissipation is P_D = 0.5 V * 0.5 A = 250 mW, requiring no external heatsink.</w:t>
       </w:r>
     </w:p>
     <w:p>
@@ -5027,74 +3835,14 @@
           <w:color w:val="282C34"/>
           <w:sz w:val="21"/>
         </w:rPr>
-        <w:t>Output Filter ($C_{OUT}$)</w:t>
+        <w:t>Output Filter (C_OUT)</w:t>
       </w:r>
       <w:r>
         <w:rPr>
           <w:color w:val="282C34"/>
           <w:sz w:val="21"/>
         </w:rPr>
-        <w:t xml:space="preserve">: Parallel combination of </w:t>
-      </w:r>
-      <w:r>
-        <w:rPr>
-          <w:i/>
-          <w:color w:val="145AA0"/>
-          <w:sz w:val="21"/>
-        </w:rPr>
-        <w:t>47\,µF</w:t>
-      </w:r>
-      <w:r>
-        <w:rPr>
-          <w:color w:val="282C34"/>
-          <w:sz w:val="21"/>
-        </w:rPr>
-        <w:t xml:space="preserve"> X7R ceramic and </w:t>
-      </w:r>
-      <w:r>
-        <w:rPr>
-          <w:i/>
-          <w:color w:val="145AA0"/>
-          <w:sz w:val="21"/>
-        </w:rPr>
-        <w:t>100\,nF</w:t>
-      </w:r>
-      <w:r>
-        <w:rPr>
-          <w:color w:val="282C34"/>
-          <w:sz w:val="21"/>
-        </w:rPr>
-        <w:t xml:space="preserve"> high-frequency MLCC ensures </w:t>
-      </w:r>
-      <w:r>
-        <w:rPr>
-          <w:i/>
-          <w:color w:val="145AA0"/>
-          <w:sz w:val="21"/>
-        </w:rPr>
-        <w:t>&lt; 10\,mV</w:t>
-      </w:r>
-      <w:r>
-        <w:rPr>
-          <w:color w:val="282C34"/>
-          <w:sz w:val="21"/>
-        </w:rPr>
-        <w:t xml:space="preserve"> voltage droop during </w:t>
-      </w:r>
-      <w:r>
-        <w:rPr>
-          <w:i/>
-          <w:color w:val="145AA0"/>
-          <w:sz w:val="21"/>
-        </w:rPr>
-        <w:t>0 \rightarrow 400\,mA</w:t>
-      </w:r>
-      <w:r>
-        <w:rPr>
-          <w:color w:val="282C34"/>
-          <w:sz w:val="21"/>
-        </w:rPr>
-        <w:t xml:space="preserve"> ADC sampling transients.</w:t>
+        <w:t>: Parallel combination of 47 µF X7R ceramic and 100 nF high-frequency MLCC ensures &lt; 10 mV voltage droop during 0 -&gt; 400 mA ADC sampling transients.</w:t>
       </w:r>
     </w:p>
     <w:p>
@@ -5116,22 +3864,7 @@
           <w:color w:val="282C34"/>
           <w:sz w:val="21"/>
         </w:rPr>
-        <w:t xml:space="preserve">: Shunts backfeeding current around the LDO during rapid </w:t>
-      </w:r>
-      <w:r>
-        <w:rPr>
-          <w:i/>
-          <w:color w:val="145AA0"/>
-          <w:sz w:val="21"/>
-        </w:rPr>
-        <w:t>24\,V</w:t>
-      </w:r>
-      <w:r>
-        <w:rPr>
-          <w:color w:val="282C34"/>
-          <w:sz w:val="21"/>
-        </w:rPr>
-        <w:t xml:space="preserve"> power-down cycles.</w:t>
+        <w:t>: Shunts backfeeding current around the LDO during rapid 24 V power-down cycles.</w:t>
       </w:r>
     </w:p>
     <w:sectPr>
